--- a/lessons/2-10/downloads/reveal/2.10-session-2-practice-form-b.docx
+++ b/lessons/2-10/downloads/reveal/2.10-session-2-practice-form-b.docx
@@ -15,7 +15,7 @@
         <w:rPr>
           <w:rFonts w:ascii="Avenir Next" w:hAnsi="Avenir Next" w:cs="Avenir Next" w:eastAsia="Avenir Next"/>
           <w:color w:val="1A1A1A"/>
-          <w:sz w:val="20"/>
+          <w:sz w:val="22"/>
           <w:szCs w:val="20"/>
         </w:rPr>
         <w:t xml:space="preserve">Name</w:t>
@@ -33,7 +33,7 @@
         <w:rPr>
           <w:rFonts w:ascii="Avenir Next" w:hAnsi="Avenir Next" w:cs="Avenir Next" w:eastAsia="Avenir Next"/>
           <w:color w:val="1A1A1A"/>
-          <w:sz w:val="20"/>
+          <w:sz w:val="22"/>
           <w:szCs w:val="20"/>
         </w:rPr>
         <w:t xml:space="preserve">   Date</w:t>
@@ -51,7 +51,7 @@
         <w:rPr>
           <w:rFonts w:ascii="Avenir Next" w:hAnsi="Avenir Next" w:cs="Avenir Next" w:eastAsia="Avenir Next"/>
           <w:color w:val="1A1A1A"/>
-          <w:sz w:val="20"/>
+          <w:sz w:val="22"/>
           <w:szCs w:val="20"/>
         </w:rPr>
         <w:t xml:space="preserve">   Period</w:t>
@@ -78,7 +78,7 @@
           <w:caps/>
           <w:color w:val="003A70"/>
           <w:spacing w:val="12"/>
-          <w:sz w:val="19"/>
+          <w:sz w:val="22"/>
           <w:szCs w:val="19"/>
         </w:rPr>
         <w:t xml:space="preserve">Lesson 2-10  ·  Session 2  ·  Practice  ·  Form B</w:t>
@@ -86,6 +86,7 @@
     </w:p>
     <w:p>
       <w:pPr>
+        <w:pStyle w:val="Heading1"/>
         <w:keepNext/>
         <w:spacing w:before="0" w:after="10" w:line="240" w:lineRule="auto"/>
       </w:pPr>
@@ -111,7 +112,7 @@
         <w:rPr>
           <w:rFonts w:ascii="Avenir Next" w:hAnsi="Avenir Next" w:cs="Avenir Next" w:eastAsia="Avenir Next"/>
           <w:color w:val="5A5F66"/>
-          <w:sz w:val="17"/>
+          <w:sz w:val="22"/>
           <w:szCs w:val="17"/>
         </w:rPr>
         <w:t xml:space="preserve">Learning target — I can match a measure of center and a measure of spread to the shape of a data set.</w:t>
@@ -128,7 +129,7 @@
     </w:p>
     <w:p>
       <w:pPr>
-        <w:spacing w:before="0" w:after="0" w:line="60" w:lineRule="auto"/>
+        <w:spacing w:before="0" w:after="0" w:line="50" w:lineRule="exact"/>
       </w:pPr>
     </w:p>
     <w:tbl>
@@ -167,6 +168,7 @@
           </w:tcPr>
           <w:p>
             <w:pPr>
+              <w:pStyle w:val="Heading2"/>
               <w:spacing w:before="0" w:after="40" w:line="264" w:lineRule="auto"/>
             </w:pPr>
             <w:r>
@@ -194,63 +196,63 @@
                 <w:rFonts w:ascii="Avenir Next" w:hAnsi="Avenir Next" w:cs="Avenir Next" w:eastAsia="Avenir Next"/>
                 <w:b/>
                 <w:color w:val="003A70"/>
+                <w:sz w:val="22"/>
+                <w:szCs w:val="18"/>
+              </w:rPr>
+              <w:t xml:space="preserve">•</w:t>
+            </w:r>
+            <w:r>
+              <w:rPr>
+                <w:rFonts w:ascii="Avenir Next" w:hAnsi="Avenir Next" w:cs="Avenir Next" w:eastAsia="Avenir Next"/>
+                <w:color w:val="1A1A1A"/>
                 <w:sz w:val="18"/>
                 <w:szCs w:val="18"/>
               </w:rPr>
-              <w:t xml:space="preserve">•</w:t>
-            </w:r>
-            <w:r>
-              <w:rPr>
-                <w:rFonts w:ascii="Avenir Next" w:hAnsi="Avenir Next" w:cs="Avenir Next" w:eastAsia="Avenir Next"/>
-                <w:color w:val="1A1A1A"/>
-                <w:sz w:val="18"/>
+              <w:tab/>
+            </w:r>
+            <w:r>
+              <w:rPr>
+                <w:rFonts w:ascii="Avenir Next" w:hAnsi="Avenir Next" w:cs="Avenir Next" w:eastAsia="Avenir Next"/>
+                <w:color w:val="1A1A1A"/>
+                <w:sz w:val="22"/>
                 <w:szCs w:val="18"/>
               </w:rPr>
-              <w:tab/>
-            </w:r>
-            <w:r>
-              <w:rPr>
-                <w:rFonts w:ascii="Avenir Next" w:hAnsi="Avenir Next" w:cs="Avenir Next" w:eastAsia="Avenir Next"/>
-                <w:color w:val="1A1A1A"/>
-                <w:sz w:val="18"/>
+              <w:t xml:space="preserve">Symmetric, no outlier: </w:t>
+            </w:r>
+            <w:r>
+              <w:rPr>
+                <w:rFonts w:ascii="Avenir Next" w:hAnsi="Avenir Next" w:cs="Avenir Next" w:eastAsia="Avenir Next"/>
+                <w:b/>
+                <w:color w:val="1A1A1A"/>
+                <w:sz w:val="22"/>
                 <w:szCs w:val="18"/>
               </w:rPr>
-              <w:t xml:space="preserve">Symmetric, no outlier: </w:t>
-            </w:r>
-            <w:r>
-              <w:rPr>
-                <w:rFonts w:ascii="Avenir Next" w:hAnsi="Avenir Next" w:cs="Avenir Next" w:eastAsia="Avenir Next"/>
-                <w:b/>
-                <w:color w:val="1A1A1A"/>
-                <w:sz w:val="18"/>
+              <w:t xml:space="preserve">mean and MAD</w:t>
+            </w:r>
+            <w:r>
+              <w:rPr>
+                <w:rFonts w:ascii="Avenir Next" w:hAnsi="Avenir Next" w:cs="Avenir Next" w:eastAsia="Avenir Next"/>
+                <w:color w:val="1A1A1A"/>
+                <w:sz w:val="22"/>
                 <w:szCs w:val="18"/>
               </w:rPr>
-              <w:t xml:space="preserve">mean and MAD</w:t>
-            </w:r>
-            <w:r>
-              <w:rPr>
-                <w:rFonts w:ascii="Avenir Next" w:hAnsi="Avenir Next" w:cs="Avenir Next" w:eastAsia="Avenir Next"/>
-                <w:color w:val="1A1A1A"/>
-                <w:sz w:val="18"/>
+              <w:t xml:space="preserve">. Skewed or outlier: </w:t>
+            </w:r>
+            <w:r>
+              <w:rPr>
+                <w:rFonts w:ascii="Avenir Next" w:hAnsi="Avenir Next" w:cs="Avenir Next" w:eastAsia="Avenir Next"/>
+                <w:b/>
+                <w:color w:val="1A1A1A"/>
+                <w:sz w:val="22"/>
                 <w:szCs w:val="18"/>
               </w:rPr>
-              <w:t xml:space="preserve">. Skewed or outlier: </w:t>
-            </w:r>
-            <w:r>
-              <w:rPr>
-                <w:rFonts w:ascii="Avenir Next" w:hAnsi="Avenir Next" w:cs="Avenir Next" w:eastAsia="Avenir Next"/>
-                <w:b/>
-                <w:color w:val="1A1A1A"/>
-                <w:sz w:val="18"/>
-                <w:szCs w:val="18"/>
-              </w:rPr>
               <w:t xml:space="preserve">median and IQR</w:t>
             </w:r>
             <w:r>
               <w:rPr>
                 <w:rFonts w:ascii="Avenir Next" w:hAnsi="Avenir Next" w:cs="Avenir Next" w:eastAsia="Avenir Next"/>
                 <w:color w:val="1A1A1A"/>
-                <w:sz w:val="18"/>
+                <w:sz w:val="22"/>
                 <w:szCs w:val="18"/>
               </w:rPr>
               <w:t xml:space="preserve">.</w:t>
@@ -269,35 +271,35 @@
                 <w:rFonts w:ascii="Avenir Next" w:hAnsi="Avenir Next" w:cs="Avenir Next" w:eastAsia="Avenir Next"/>
                 <w:b/>
                 <w:color w:val="003A70"/>
+                <w:sz w:val="22"/>
+                <w:szCs w:val="18"/>
+              </w:rPr>
+              <w:t xml:space="preserve">•</w:t>
+            </w:r>
+            <w:r>
+              <w:rPr>
+                <w:rFonts w:ascii="Avenir Next" w:hAnsi="Avenir Next" w:cs="Avenir Next" w:eastAsia="Avenir Next"/>
+                <w:color w:val="1A1A1A"/>
                 <w:sz w:val="18"/>
                 <w:szCs w:val="18"/>
               </w:rPr>
-              <w:t xml:space="preserve">•</w:t>
-            </w:r>
-            <w:r>
-              <w:rPr>
-                <w:rFonts w:ascii="Avenir Next" w:hAnsi="Avenir Next" w:cs="Avenir Next" w:eastAsia="Avenir Next"/>
-                <w:color w:val="1A1A1A"/>
-                <w:sz w:val="18"/>
+              <w:tab/>
+            </w:r>
+            <w:r>
+              <w:rPr>
+                <w:rFonts w:ascii="Avenir Next" w:hAnsi="Avenir Next" w:cs="Avenir Next" w:eastAsia="Avenir Next"/>
+                <w:b/>
+                <w:color w:val="1A1A1A"/>
+                <w:sz w:val="22"/>
                 <w:szCs w:val="18"/>
               </w:rPr>
-              <w:tab/>
-            </w:r>
-            <w:r>
-              <w:rPr>
-                <w:rFonts w:ascii="Avenir Next" w:hAnsi="Avenir Next" w:cs="Avenir Next" w:eastAsia="Avenir Next"/>
-                <w:b/>
-                <w:color w:val="1A1A1A"/>
-                <w:sz w:val="18"/>
-                <w:szCs w:val="18"/>
-              </w:rPr>
               <w:t xml:space="preserve">Never mix the pairs.</w:t>
             </w:r>
             <w:r>
               <w:rPr>
                 <w:rFonts w:ascii="Avenir Next" w:hAnsi="Avenir Next" w:cs="Avenir Next" w:eastAsia="Avenir Next"/>
                 <w:color w:val="1A1A1A"/>
-                <w:sz w:val="18"/>
+                <w:sz w:val="22"/>
                 <w:szCs w:val="18"/>
               </w:rPr>
               <w:t xml:space="preserve"> MAD is built from the mean; IQR is built from the median.</w:t>
@@ -316,63 +318,63 @@
                 <w:rFonts w:ascii="Avenir Next" w:hAnsi="Avenir Next" w:cs="Avenir Next" w:eastAsia="Avenir Next"/>
                 <w:b/>
                 <w:color w:val="003A70"/>
+                <w:sz w:val="22"/>
+                <w:szCs w:val="18"/>
+              </w:rPr>
+              <w:t xml:space="preserve">•</w:t>
+            </w:r>
+            <w:r>
+              <w:rPr>
+                <w:rFonts w:ascii="Avenir Next" w:hAnsi="Avenir Next" w:cs="Avenir Next" w:eastAsia="Avenir Next"/>
+                <w:color w:val="1A1A1A"/>
                 <w:sz w:val="18"/>
                 <w:szCs w:val="18"/>
               </w:rPr>
-              <w:t xml:space="preserve">•</w:t>
-            </w:r>
-            <w:r>
-              <w:rPr>
-                <w:rFonts w:ascii="Avenir Next" w:hAnsi="Avenir Next" w:cs="Avenir Next" w:eastAsia="Avenir Next"/>
-                <w:color w:val="1A1A1A"/>
-                <w:sz w:val="18"/>
+              <w:tab/>
+            </w:r>
+            <w:r>
+              <w:rPr>
+                <w:rFonts w:ascii="Avenir Next" w:hAnsi="Avenir Next" w:cs="Avenir Next" w:eastAsia="Avenir Next"/>
+                <w:color w:val="1A1A1A"/>
+                <w:sz w:val="22"/>
                 <w:szCs w:val="18"/>
               </w:rPr>
-              <w:tab/>
-            </w:r>
-            <w:r>
-              <w:rPr>
-                <w:rFonts w:ascii="Avenir Next" w:hAnsi="Avenir Next" w:cs="Avenir Next" w:eastAsia="Avenir Next"/>
-                <w:color w:val="1A1A1A"/>
-                <w:sz w:val="18"/>
+              <w:t xml:space="preserve">A long tail to the right means </w:t>
+            </w:r>
+            <w:r>
+              <w:rPr>
+                <w:rFonts w:ascii="Avenir Next" w:hAnsi="Avenir Next" w:cs="Avenir Next" w:eastAsia="Avenir Next"/>
+                <w:b/>
+                <w:color w:val="1A1A1A"/>
+                <w:sz w:val="22"/>
                 <w:szCs w:val="18"/>
               </w:rPr>
-              <w:t xml:space="preserve">A long tail to the right means </w:t>
-            </w:r>
-            <w:r>
-              <w:rPr>
-                <w:rFonts w:ascii="Avenir Next" w:hAnsi="Avenir Next" w:cs="Avenir Next" w:eastAsia="Avenir Next"/>
-                <w:b/>
-                <w:color w:val="1A1A1A"/>
-                <w:sz w:val="18"/>
+              <w:t xml:space="preserve">skewed right</w:t>
+            </w:r>
+            <w:r>
+              <w:rPr>
+                <w:rFonts w:ascii="Avenir Next" w:hAnsi="Avenir Next" w:cs="Avenir Next" w:eastAsia="Avenir Next"/>
+                <w:color w:val="1A1A1A"/>
+                <w:sz w:val="22"/>
                 <w:szCs w:val="18"/>
               </w:rPr>
-              <w:t xml:space="preserve">skewed right</w:t>
-            </w:r>
-            <w:r>
-              <w:rPr>
-                <w:rFonts w:ascii="Avenir Next" w:hAnsi="Avenir Next" w:cs="Avenir Next" w:eastAsia="Avenir Next"/>
-                <w:color w:val="1A1A1A"/>
-                <w:sz w:val="18"/>
+              <w:t xml:space="preserve">; to the left means </w:t>
+            </w:r>
+            <w:r>
+              <w:rPr>
+                <w:rFonts w:ascii="Avenir Next" w:hAnsi="Avenir Next" w:cs="Avenir Next" w:eastAsia="Avenir Next"/>
+                <w:b/>
+                <w:color w:val="1A1A1A"/>
+                <w:sz w:val="22"/>
                 <w:szCs w:val="18"/>
               </w:rPr>
-              <w:t xml:space="preserve">; to the left means </w:t>
-            </w:r>
-            <w:r>
-              <w:rPr>
-                <w:rFonts w:ascii="Avenir Next" w:hAnsi="Avenir Next" w:cs="Avenir Next" w:eastAsia="Avenir Next"/>
-                <w:b/>
-                <w:color w:val="1A1A1A"/>
-                <w:sz w:val="18"/>
-                <w:szCs w:val="18"/>
-              </w:rPr>
               <w:t xml:space="preserve">skewed left</w:t>
             </w:r>
             <w:r>
               <w:rPr>
                 <w:rFonts w:ascii="Avenir Next" w:hAnsi="Avenir Next" w:cs="Avenir Next" w:eastAsia="Avenir Next"/>
                 <w:color w:val="1A1A1A"/>
-                <w:sz w:val="18"/>
+                <w:sz w:val="22"/>
                 <w:szCs w:val="18"/>
               </w:rPr>
               <w:t xml:space="preserve">.</w:t>
@@ -387,6 +389,7 @@
           </w:tcPr>
           <w:p>
             <w:pPr>
+              <w:pStyle w:val="Heading2"/>
               <w:spacing w:before="0" w:after="40" w:line="264" w:lineRule="auto"/>
             </w:pPr>
             <w:r>
@@ -409,7 +412,7 @@
               <w:rPr>
                 <w:rFonts w:ascii="Avenir Next" w:hAnsi="Avenir Next" w:cs="Avenir Next" w:eastAsia="Avenir Next"/>
                 <w:color w:val="1A1A1A"/>
-                <w:sz w:val="17"/>
+                <w:sz w:val="22"/>
                 <w:szCs w:val="17"/>
               </w:rPr>
               <w:t xml:space="preserve">Set C: 20, 22, 24, 26, 28. Set D: 20, 22, 24, 26, 150. Pick a pair for each.</w:t>
@@ -428,25 +431,25 @@
                 <w:rFonts w:ascii="Avenir Next" w:hAnsi="Avenir Next" w:cs="Avenir Next" w:eastAsia="Avenir Next"/>
                 <w:b/>
                 <w:color w:val="003A70"/>
+                <w:sz w:val="22"/>
+                <w:szCs w:val="17"/>
+              </w:rPr>
+              <w:t xml:space="preserve">Step 1</w:t>
+            </w:r>
+            <w:r>
+              <w:rPr>
+                <w:rFonts w:ascii="Avenir Next" w:hAnsi="Avenir Next" w:cs="Avenir Next" w:eastAsia="Avenir Next"/>
+                <w:color w:val="1A1A1A"/>
                 <w:sz w:val="17"/>
                 <w:szCs w:val="17"/>
               </w:rPr>
-              <w:t xml:space="preserve">Step 1</w:t>
-            </w:r>
-            <w:r>
-              <w:rPr>
-                <w:rFonts w:ascii="Avenir Next" w:hAnsi="Avenir Next" w:cs="Avenir Next" w:eastAsia="Avenir Next"/>
-                <w:color w:val="1A1A1A"/>
-                <w:sz w:val="17"/>
-                <w:szCs w:val="17"/>
-              </w:rPr>
               <w:tab/>
             </w:r>
             <w:r>
               <w:rPr>
                 <w:rFonts w:ascii="Avenir Next" w:hAnsi="Avenir Next" w:cs="Avenir Next" w:eastAsia="Avenir Next"/>
                 <w:color w:val="1A1A1A"/>
-                <w:sz w:val="17"/>
+                <w:sz w:val="22"/>
                 <w:szCs w:val="17"/>
               </w:rPr>
               <w:t xml:space="preserve">C is symmetric: mean 24, MAD 12 ÷ 5 = 2.4.</w:t>
@@ -465,25 +468,25 @@
                 <w:rFonts w:ascii="Avenir Next" w:hAnsi="Avenir Next" w:cs="Avenir Next" w:eastAsia="Avenir Next"/>
                 <w:b/>
                 <w:color w:val="003A70"/>
+                <w:sz w:val="22"/>
+                <w:szCs w:val="17"/>
+              </w:rPr>
+              <w:t xml:space="preserve">Step 2</w:t>
+            </w:r>
+            <w:r>
+              <w:rPr>
+                <w:rFonts w:ascii="Avenir Next" w:hAnsi="Avenir Next" w:cs="Avenir Next" w:eastAsia="Avenir Next"/>
+                <w:color w:val="1A1A1A"/>
                 <w:sz w:val="17"/>
                 <w:szCs w:val="17"/>
               </w:rPr>
-              <w:t xml:space="preserve">Step 2</w:t>
-            </w:r>
-            <w:r>
-              <w:rPr>
-                <w:rFonts w:ascii="Avenir Next" w:hAnsi="Avenir Next" w:cs="Avenir Next" w:eastAsia="Avenir Next"/>
-                <w:color w:val="1A1A1A"/>
-                <w:sz w:val="17"/>
-                <w:szCs w:val="17"/>
-              </w:rPr>
               <w:tab/>
             </w:r>
             <w:r>
               <w:rPr>
                 <w:rFonts w:ascii="Avenir Next" w:hAnsi="Avenir Next" w:cs="Avenir Next" w:eastAsia="Avenir Next"/>
                 <w:color w:val="1A1A1A"/>
-                <w:sz w:val="17"/>
+                <w:sz w:val="22"/>
                 <w:szCs w:val="17"/>
               </w:rPr>
               <w:t xml:space="preserve">D has an outlier (150): median 24, with the IQR.</w:t>
@@ -502,18 +505,18 @@
                 <w:rFonts w:ascii="Avenir Next" w:hAnsi="Avenir Next" w:cs="Avenir Next" w:eastAsia="Avenir Next"/>
                 <w:b/>
                 <w:color w:val="1A1A1A"/>
+                <w:sz w:val="22"/>
+                <w:szCs w:val="17"/>
+              </w:rPr>
+              <w:t xml:space="preserve">Answer</w:t>
+            </w:r>
+            <w:r>
+              <w:rPr>
+                <w:rFonts w:ascii="Avenir Next" w:hAnsi="Avenir Next" w:cs="Avenir Next" w:eastAsia="Avenir Next"/>
+                <w:color w:val="1A1A1A"/>
                 <w:sz w:val="17"/>
                 <w:szCs w:val="17"/>
               </w:rPr>
-              <w:t xml:space="preserve">Answer</w:t>
-            </w:r>
-            <w:r>
-              <w:rPr>
-                <w:rFonts w:ascii="Avenir Next" w:hAnsi="Avenir Next" w:cs="Avenir Next" w:eastAsia="Avenir Next"/>
-                <w:color w:val="1A1A1A"/>
-                <w:sz w:val="17"/>
-                <w:szCs w:val="17"/>
-              </w:rPr>
               <w:tab/>
             </w:r>
             <w:r>
@@ -521,7 +524,7 @@
                 <w:rFonts w:ascii="Avenir Next" w:hAnsi="Avenir Next" w:cs="Avenir Next" w:eastAsia="Avenir Next"/>
                 <w:b/>
                 <w:color w:val="1A1A1A"/>
-                <w:sz w:val="17"/>
+                <w:sz w:val="22"/>
                 <w:szCs w:val="17"/>
               </w:rPr>
               <w:t xml:space="preserve">C: mean and MAD.  D: median and IQR.</w:t>
@@ -550,7 +553,7 @@
           <w:rFonts w:ascii="Avenir Next" w:hAnsi="Avenir Next" w:cs="Avenir Next" w:eastAsia="Avenir Next"/>
           <w:b/>
           <w:color w:val="1A1A1A"/>
-          <w:sz w:val="17"/>
+          <w:sz w:val="22"/>
           <w:szCs w:val="17"/>
         </w:rPr>
         <w:t xml:space="preserve">symmetric</w:t>
@@ -560,7 +563,7 @@
           <w:rFonts w:ascii="Avenir Next" w:hAnsi="Avenir Next" w:cs="Avenir Next" w:eastAsia="Avenir Next"/>
           <w:i/>
           <w:color w:val="5A5F66"/>
-          <w:sz w:val="17"/>
+          <w:sz w:val="22"/>
           <w:szCs w:val="17"/>
         </w:rPr>
         <w:t xml:space="preserve"> (simétrico)</w:t>
@@ -569,7 +572,7 @@
         <w:rPr>
           <w:rFonts w:ascii="Avenir Next" w:hAnsi="Avenir Next" w:cs="Avenir Next" w:eastAsia="Avenir Next"/>
           <w:color w:val="5A5F66"/>
-          <w:sz w:val="17"/>
+          <w:sz w:val="22"/>
           <w:szCs w:val="17"/>
         </w:rPr>
         <w:t xml:space="preserve">   ·   </w:t>
@@ -579,7 +582,7 @@
           <w:rFonts w:ascii="Avenir Next" w:hAnsi="Avenir Next" w:cs="Avenir Next" w:eastAsia="Avenir Next"/>
           <w:b/>
           <w:color w:val="1A1A1A"/>
-          <w:sz w:val="17"/>
+          <w:sz w:val="22"/>
           <w:szCs w:val="17"/>
         </w:rPr>
         <w:t xml:space="preserve">skewed</w:t>
@@ -589,7 +592,7 @@
           <w:rFonts w:ascii="Avenir Next" w:hAnsi="Avenir Next" w:cs="Avenir Next" w:eastAsia="Avenir Next"/>
           <w:i/>
           <w:color w:val="5A5F66"/>
-          <w:sz w:val="17"/>
+          <w:sz w:val="22"/>
           <w:szCs w:val="17"/>
         </w:rPr>
         <w:t xml:space="preserve"> (asimétrico)</w:t>
@@ -598,7 +601,7 @@
         <w:rPr>
           <w:rFonts w:ascii="Avenir Next" w:hAnsi="Avenir Next" w:cs="Avenir Next" w:eastAsia="Avenir Next"/>
           <w:color w:val="5A5F66"/>
-          <w:sz w:val="17"/>
+          <w:sz w:val="22"/>
           <w:szCs w:val="17"/>
         </w:rPr>
         <w:t xml:space="preserve">   ·   </w:t>
@@ -608,7 +611,7 @@
           <w:rFonts w:ascii="Avenir Next" w:hAnsi="Avenir Next" w:cs="Avenir Next" w:eastAsia="Avenir Next"/>
           <w:b/>
           <w:color w:val="1A1A1A"/>
-          <w:sz w:val="17"/>
+          <w:sz w:val="22"/>
           <w:szCs w:val="17"/>
         </w:rPr>
         <w:t xml:space="preserve">mean and MAD</w:t>
@@ -618,7 +621,7 @@
           <w:rFonts w:ascii="Avenir Next" w:hAnsi="Avenir Next" w:cs="Avenir Next" w:eastAsia="Avenir Next"/>
           <w:i/>
           <w:color w:val="5A5F66"/>
-          <w:sz w:val="17"/>
+          <w:sz w:val="22"/>
           <w:szCs w:val="17"/>
         </w:rPr>
         <w:t xml:space="preserve"> (media y DMA)</w:t>
@@ -627,7 +630,7 @@
         <w:rPr>
           <w:rFonts w:ascii="Avenir Next" w:hAnsi="Avenir Next" w:cs="Avenir Next" w:eastAsia="Avenir Next"/>
           <w:color w:val="5A5F66"/>
-          <w:sz w:val="17"/>
+          <w:sz w:val="22"/>
           <w:szCs w:val="17"/>
         </w:rPr>
         <w:t xml:space="preserve">   ·   </w:t>
@@ -637,7 +640,7 @@
           <w:rFonts w:ascii="Avenir Next" w:hAnsi="Avenir Next" w:cs="Avenir Next" w:eastAsia="Avenir Next"/>
           <w:b/>
           <w:color w:val="1A1A1A"/>
-          <w:sz w:val="17"/>
+          <w:sz w:val="22"/>
           <w:szCs w:val="17"/>
         </w:rPr>
         <w:t xml:space="preserve">median and IQR</w:t>
@@ -647,7 +650,7 @@
           <w:rFonts w:ascii="Avenir Next" w:hAnsi="Avenir Next" w:cs="Avenir Next" w:eastAsia="Avenir Next"/>
           <w:i/>
           <w:color w:val="5A5F66"/>
-          <w:sz w:val="17"/>
+          <w:sz w:val="22"/>
           <w:szCs w:val="17"/>
         </w:rPr>
         <w:t xml:space="preserve"> (mediana y rango intercuartil)</w:t>
@@ -655,6 +658,7 @@
     </w:p>
     <w:p>
       <w:pPr>
+        <w:pStyle w:val="Heading2"/>
         <w:keepNext/>
         <w:pBdr>
           <w:bottom w:val="single" w:sz="8" w:space="3" w:color="003A70"/>
@@ -670,7 +674,7 @@
           <w:b/>
           <w:color w:val="003A70"/>
           <w:spacing w:val="14"/>
-          <w:sz w:val="19"/>
+          <w:sz w:val="22"/>
           <w:szCs w:val="19"/>
         </w:rPr>
         <w:t xml:space="preserve">PRACTICE</w:t>
@@ -689,7 +693,7 @@
           <w:rFonts w:ascii="Avenir Next" w:hAnsi="Avenir Next" w:cs="Avenir Next" w:eastAsia="Avenir Next"/>
           <w:i/>
           <w:color w:val="5A5F66"/>
-          <w:sz w:val="17"/>
+          <w:sz w:val="22"/>
           <w:szCs w:val="17"/>
         </w:rPr>
         <w:t xml:space="preserve">show your work · label units</w:t>
@@ -697,7 +701,7 @@
     </w:p>
     <w:p>
       <w:pPr>
-        <w:spacing w:before="0" w:after="0" w:line="20" w:lineRule="exact"/>
+        <w:spacing w:before="0" w:after="0" w:line="50" w:lineRule="exact"/>
       </w:pPr>
     </w:p>
     <w:tbl>
@@ -747,25 +751,25 @@
                 <w:rFonts w:ascii="Avenir Next" w:hAnsi="Avenir Next" w:cs="Avenir Next" w:eastAsia="Avenir Next"/>
                 <w:b/>
                 <w:color w:val="1A1A1A"/>
+                <w:sz w:val="22"/>
+                <w:szCs w:val="20"/>
+              </w:rPr>
+              <w:t xml:space="preserve">1.</w:t>
+            </w:r>
+            <w:r>
+              <w:rPr>
+                <w:rFonts w:ascii="Avenir Next" w:hAnsi="Avenir Next" w:cs="Avenir Next" w:eastAsia="Avenir Next"/>
+                <w:color w:val="1A1A1A"/>
                 <w:sz w:val="20"/>
                 <w:szCs w:val="20"/>
               </w:rPr>
-              <w:t xml:space="preserve">1.</w:t>
-            </w:r>
-            <w:r>
-              <w:rPr>
-                <w:rFonts w:ascii="Avenir Next" w:hAnsi="Avenir Next" w:cs="Avenir Next" w:eastAsia="Avenir Next"/>
-                <w:color w:val="1A1A1A"/>
-                <w:sz w:val="20"/>
-                <w:szCs w:val="20"/>
-              </w:rPr>
               <w:tab/>
             </w:r>
             <w:r>
               <w:rPr>
                 <w:rFonts w:ascii="Avenir Next" w:hAnsi="Avenir Next" w:cs="Avenir Next" w:eastAsia="Avenir Next"/>
                 <w:color w:val="1A1A1A"/>
-                <w:sz w:val="20"/>
+                <w:sz w:val="22"/>
                 <w:szCs w:val="20"/>
               </w:rPr>
               <w:t xml:space="preserve">Write the pair you would report: mean and MAD, or median and IQR.</w:t>
@@ -820,7 +824,7 @@
                       <w:rFonts w:ascii="Avenir Next" w:hAnsi="Avenir Next" w:cs="Avenir Next" w:eastAsia="Avenir Next"/>
                       <w:b/>
                       <w:color w:val="003A70"/>
-                      <w:sz w:val="20"/>
+                      <w:sz w:val="22"/>
                       <w:szCs w:val="20"/>
                     </w:rPr>
                     <w:t xml:space="preserve">a.</w:t>
@@ -838,7 +842,7 @@
                     <w:rPr>
                       <w:rFonts w:ascii="Avenir Next" w:hAnsi="Avenir Next" w:cs="Avenir Next" w:eastAsia="Avenir Next"/>
                       <w:color w:val="1A1A1A"/>
-                      <w:sz w:val="20"/>
+                      <w:sz w:val="22"/>
                       <w:szCs w:val="20"/>
                     </w:rPr>
                     <w:t xml:space="preserve">52, 54, 56, 58, 60</w:t>
@@ -882,7 +886,7 @@
                       <w:rFonts w:ascii="Avenir Next" w:hAnsi="Avenir Next" w:cs="Avenir Next" w:eastAsia="Avenir Next"/>
                       <w:b/>
                       <w:color w:val="003A70"/>
-                      <w:sz w:val="20"/>
+                      <w:sz w:val="22"/>
                       <w:szCs w:val="20"/>
                     </w:rPr>
                     <w:t xml:space="preserve">b.</w:t>
@@ -900,7 +904,7 @@
                     <w:rPr>
                       <w:rFonts w:ascii="Avenir Next" w:hAnsi="Avenir Next" w:cs="Avenir Next" w:eastAsia="Avenir Next"/>
                       <w:color w:val="1A1A1A"/>
-                      <w:sz w:val="20"/>
+                      <w:sz w:val="22"/>
                       <w:szCs w:val="20"/>
                     </w:rPr>
                     <w:t xml:space="preserve">52, 54, 56, 58, 310</w:t>
@@ -950,7 +954,7 @@
                       <w:rFonts w:ascii="Avenir Next" w:hAnsi="Avenir Next" w:cs="Avenir Next" w:eastAsia="Avenir Next"/>
                       <w:b/>
                       <w:color w:val="003A70"/>
-                      <w:sz w:val="20"/>
+                      <w:sz w:val="22"/>
                       <w:szCs w:val="20"/>
                     </w:rPr>
                     <w:t xml:space="preserve">c.</w:t>
@@ -968,7 +972,7 @@
                     <w:rPr>
                       <w:rFonts w:ascii="Avenir Next" w:hAnsi="Avenir Next" w:cs="Avenir Next" w:eastAsia="Avenir Next"/>
                       <w:color w:val="1A1A1A"/>
-                      <w:sz w:val="20"/>
+                      <w:sz w:val="22"/>
                       <w:szCs w:val="20"/>
                     </w:rPr>
                     <w:t xml:space="preserve">63, 65, 67, 69, 71, 73, 75</w:t>
@@ -1012,7 +1016,7 @@
                       <w:rFonts w:ascii="Avenir Next" w:hAnsi="Avenir Next" w:cs="Avenir Next" w:eastAsia="Avenir Next"/>
                       <w:b/>
                       <w:color w:val="003A70"/>
-                      <w:sz w:val="20"/>
+                      <w:sz w:val="22"/>
                       <w:szCs w:val="20"/>
                     </w:rPr>
                     <w:t xml:space="preserve">d.</w:t>
@@ -1030,7 +1034,7 @@
                     <w:rPr>
                       <w:rFonts w:ascii="Avenir Next" w:hAnsi="Avenir Next" w:cs="Avenir Next" w:eastAsia="Avenir Next"/>
                       <w:color w:val="1A1A1A"/>
-                      <w:sz w:val="20"/>
+                      <w:sz w:val="22"/>
                       <w:szCs w:val="20"/>
                     </w:rPr>
                     <w:t xml:space="preserve">1, 45, 47, 49, 51</w:t>
@@ -1060,7 +1064,7 @@
           </w:tbl>
           <w:p>
             <w:pPr>
-              <w:spacing w:before="0" w:after="0" w:line="24" w:lineRule="auto"/>
+              <w:spacing w:before="0" w:after="0" w:line="50" w:lineRule="exact"/>
             </w:pPr>
           </w:p>
         </w:tc>
@@ -1068,12 +1072,12 @@
     </w:tbl>
     <w:p>
       <w:pPr>
-        <w:spacing w:before="0" w:after="0" w:line="20" w:lineRule="exact"/>
+        <w:spacing w:before="0" w:after="0" w:line="50" w:lineRule="exact"/>
       </w:pPr>
     </w:p>
     <w:p>
       <w:pPr>
-        <w:spacing w:before="0" w:after="0" w:line="20" w:lineRule="exact"/>
+        <w:spacing w:before="0" w:after="0" w:line="50" w:lineRule="exact"/>
       </w:pPr>
     </w:p>
     <w:tbl>
@@ -1157,7 +1161,7 @@
                       <w:rFonts w:ascii="Avenir Next" w:hAnsi="Avenir Next" w:cs="Avenir Next" w:eastAsia="Avenir Next"/>
                       <w:b/>
                       <w:color w:val="1A1A1A"/>
-                      <w:sz w:val="20"/>
+                      <w:sz w:val="22"/>
                       <w:szCs w:val="20"/>
                     </w:rPr>
                     <w:t xml:space="preserve">2.</w:t>
@@ -1176,7 +1180,7 @@
                       <w:rFonts w:ascii="Avenir Next" w:hAnsi="Avenir Next" w:cs="Avenir Next" w:eastAsia="Avenir Next"/>
                       <w:b/>
                       <w:color w:val="1A1A1A"/>
-                      <w:sz w:val="20"/>
+                      <w:sz w:val="22"/>
                       <w:szCs w:val="20"/>
                     </w:rPr>
                     <w:t xml:space="preserve">Test Scores.  </w:t>
@@ -1185,7 +1189,7 @@
                     <w:rPr>
                       <w:rFonts w:ascii="Avenir Next" w:hAnsi="Avenir Next" w:cs="Avenir Next" w:eastAsia="Avenir Next"/>
                       <w:color w:val="1A1A1A"/>
-                      <w:sz w:val="20"/>
+                      <w:sz w:val="22"/>
                       <w:szCs w:val="20"/>
                     </w:rPr>
                     <w:t xml:space="preserve">The histogram shows the scores of 22 students.</w:t>
@@ -1205,7 +1209,7 @@
                       <w:rFonts w:ascii="Avenir Next" w:hAnsi="Avenir Next" w:cs="Avenir Next" w:eastAsia="Avenir Next"/>
                       <w:b/>
                       <w:color w:val="003A70"/>
-                      <w:sz w:val="20"/>
+                      <w:sz w:val="22"/>
                       <w:szCs w:val="20"/>
                     </w:rPr>
                     <w:t xml:space="preserve">a.</w:t>
@@ -1223,7 +1227,7 @@
                     <w:rPr>
                       <w:rFonts w:ascii="Avenir Next" w:hAnsi="Avenir Next" w:cs="Avenir Next" w:eastAsia="Avenir Next"/>
                       <w:color w:val="1A1A1A"/>
-                      <w:sz w:val="20"/>
+                      <w:sz w:val="22"/>
                       <w:szCs w:val="20"/>
                     </w:rPr>
                     <w:t xml:space="preserve">Shape:</w:t>
@@ -1262,7 +1266,7 @@
                       <w:rFonts w:ascii="Avenir Next" w:hAnsi="Avenir Next" w:cs="Avenir Next" w:eastAsia="Avenir Next"/>
                       <w:b/>
                       <w:color w:val="003A70"/>
-                      <w:sz w:val="20"/>
+                      <w:sz w:val="22"/>
                       <w:szCs w:val="20"/>
                     </w:rPr>
                     <w:t xml:space="preserve">b.</w:t>
@@ -1280,7 +1284,7 @@
                     <w:rPr>
                       <w:rFonts w:ascii="Avenir Next" w:hAnsi="Avenir Next" w:cs="Avenir Next" w:eastAsia="Avenir Next"/>
                       <w:color w:val="1A1A1A"/>
-                      <w:sz w:val="20"/>
+                      <w:sz w:val="22"/>
                       <w:szCs w:val="20"/>
                     </w:rPr>
                     <w:t xml:space="preserve">Pair to report:</w:t>
@@ -1320,7 +1324,7 @@
                     <w:drawing>
                       <wp:inline distT="0" distB="0" distL="0" distR="0">
                         <wp:extent cx="1920240" cy="1016597"/>
-                        <wp:docPr id="1" name="Figure 1"/>
+                        <wp:docPr id="1" name="Figure 1" descr="Histogram. Horizontal axis: Score; vertical axis: Students. Bar intervals and frequencies: 50 to 60: 1; 60 to 70: 2; 70 to 80: 4; 80 to 90: 6; 90 to 100: 9."/>
                         <a:graphic xmlns:a="http://schemas.openxmlformats.org/drawingml/2006/main">
                           <a:graphicData uri="http://schemas.openxmlformats.org/drawingml/2006/picture">
                             <pic:pic xmlns:pic="http://schemas.openxmlformats.org/drawingml/2006/picture">
@@ -1355,7 +1359,7 @@
           </w:tbl>
           <w:p>
             <w:pPr>
-              <w:spacing w:before="0" w:after="0" w:line="24" w:lineRule="auto"/>
+              <w:spacing w:before="0" w:after="0" w:line="50" w:lineRule="exact"/>
             </w:pPr>
           </w:p>
         </w:tc>
@@ -1363,12 +1367,12 @@
     </w:tbl>
     <w:p>
       <w:pPr>
-        <w:spacing w:before="0" w:after="0" w:line="20" w:lineRule="exact"/>
+        <w:spacing w:before="0" w:after="0" w:line="50" w:lineRule="exact"/>
       </w:pPr>
     </w:p>
     <w:p>
       <w:pPr>
-        <w:spacing w:before="0" w:after="0" w:line="20" w:lineRule="exact"/>
+        <w:spacing w:before="0" w:after="0" w:line="50" w:lineRule="exact"/>
       </w:pPr>
     </w:p>
     <w:tbl>
@@ -1419,18 +1423,18 @@
                 <w:rFonts w:ascii="Avenir Next" w:hAnsi="Avenir Next" w:cs="Avenir Next" w:eastAsia="Avenir Next"/>
                 <w:b/>
                 <w:color w:val="1A1A1A"/>
+                <w:sz w:val="22"/>
+                <w:szCs w:val="20"/>
+              </w:rPr>
+              <w:t xml:space="preserve">3.</w:t>
+            </w:r>
+            <w:r>
+              <w:rPr>
+                <w:rFonts w:ascii="Avenir Next" w:hAnsi="Avenir Next" w:cs="Avenir Next" w:eastAsia="Avenir Next"/>
+                <w:color w:val="1A1A1A"/>
                 <w:sz w:val="20"/>
                 <w:szCs w:val="20"/>
               </w:rPr>
-              <w:t xml:space="preserve">3.</w:t>
-            </w:r>
-            <w:r>
-              <w:rPr>
-                <w:rFonts w:ascii="Avenir Next" w:hAnsi="Avenir Next" w:cs="Avenir Next" w:eastAsia="Avenir Next"/>
-                <w:color w:val="1A1A1A"/>
-                <w:sz w:val="20"/>
-                <w:szCs w:val="20"/>
-              </w:rPr>
               <w:tab/>
             </w:r>
             <w:r>
@@ -1438,7 +1442,7 @@
                 <w:rFonts w:ascii="Avenir Next" w:hAnsi="Avenir Next" w:cs="Avenir Next" w:eastAsia="Avenir Next"/>
                 <w:b/>
                 <w:color w:val="1A1A1A"/>
-                <w:sz w:val="20"/>
+                <w:sz w:val="22"/>
                 <w:szCs w:val="20"/>
               </w:rPr>
               <w:t xml:space="preserve">Balanced Scores.  </w:t>
@@ -1447,7 +1451,7 @@
               <w:rPr>
                 <w:rFonts w:ascii="Avenir Next" w:hAnsi="Avenir Next" w:cs="Avenir Next" w:eastAsia="Avenir Next"/>
                 <w:color w:val="1A1A1A"/>
-                <w:sz w:val="20"/>
+                <w:sz w:val="22"/>
                 <w:szCs w:val="20"/>
               </w:rPr>
               <w:t xml:space="preserve">Set R is 40, 43, 45, 47, 50. It is symmetric.</w:t>
@@ -1464,7 +1468,7 @@
                 <w:rFonts w:ascii="Avenir Next" w:hAnsi="Avenir Next" w:cs="Avenir Next" w:eastAsia="Avenir Next"/>
                 <w:b/>
                 <w:color w:val="003A70"/>
-                <w:sz w:val="17"/>
+                <w:sz w:val="22"/>
                 <w:szCs w:val="17"/>
               </w:rPr>
               <w:t xml:space="preserve">Hint  </w:t>
@@ -1474,7 +1478,7 @@
                 <w:rFonts w:ascii="Avenir Next" w:hAnsi="Avenir Next" w:cs="Avenir Next" w:eastAsia="Avenir Next"/>
                 <w:i/>
                 <w:color w:val="5A5F66"/>
-                <w:sz w:val="17"/>
+                <w:sz w:val="22"/>
                 <w:szCs w:val="17"/>
               </w:rPr>
               <w:t xml:space="preserve">Find the mean first. MAD = average distance from it.</w:t>
@@ -1494,25 +1498,25 @@
                 <w:rFonts w:ascii="Avenir Next" w:hAnsi="Avenir Next" w:cs="Avenir Next" w:eastAsia="Avenir Next"/>
                 <w:b/>
                 <w:color w:val="003A70"/>
+                <w:sz w:val="22"/>
+                <w:szCs w:val="20"/>
+              </w:rPr>
+              <w:t xml:space="preserve">a.</w:t>
+            </w:r>
+            <w:r>
+              <w:rPr>
+                <w:rFonts w:ascii="Avenir Next" w:hAnsi="Avenir Next" w:cs="Avenir Next" w:eastAsia="Avenir Next"/>
+                <w:color w:val="1A1A1A"/>
                 <w:sz w:val="20"/>
                 <w:szCs w:val="20"/>
               </w:rPr>
-              <w:t xml:space="preserve">a.</w:t>
-            </w:r>
-            <w:r>
-              <w:rPr>
-                <w:rFonts w:ascii="Avenir Next" w:hAnsi="Avenir Next" w:cs="Avenir Next" w:eastAsia="Avenir Next"/>
-                <w:color w:val="1A1A1A"/>
-                <w:sz w:val="20"/>
-                <w:szCs w:val="20"/>
-              </w:rPr>
               <w:tab/>
             </w:r>
             <w:r>
               <w:rPr>
                 <w:rFonts w:ascii="Avenir Next" w:hAnsi="Avenir Next" w:cs="Avenir Next" w:eastAsia="Avenir Next"/>
                 <w:color w:val="1A1A1A"/>
-                <w:sz w:val="20"/>
+                <w:sz w:val="22"/>
                 <w:szCs w:val="20"/>
               </w:rPr>
               <w:t xml:space="preserve">Mean:</w:t>
@@ -1551,10 +1555,28 @@
                 <w:rFonts w:ascii="Avenir Next" w:hAnsi="Avenir Next" w:cs="Avenir Next" w:eastAsia="Avenir Next"/>
                 <w:b/>
                 <w:color w:val="003A70"/>
+                <w:sz w:val="22"/>
+                <w:szCs w:val="20"/>
+              </w:rPr>
+              <w:t xml:space="preserve">b.</w:t>
+            </w:r>
+            <w:r>
+              <w:rPr>
+                <w:rFonts w:ascii="Avenir Next" w:hAnsi="Avenir Next" w:cs="Avenir Next" w:eastAsia="Avenir Next"/>
+                <w:color w:val="1A1A1A"/>
                 <w:sz w:val="20"/>
                 <w:szCs w:val="20"/>
               </w:rPr>
-              <w:t xml:space="preserve">b.</w:t>
+              <w:tab/>
+            </w:r>
+            <w:r>
+              <w:rPr>
+                <w:rFonts w:ascii="Avenir Next" w:hAnsi="Avenir Next" w:cs="Avenir Next" w:eastAsia="Avenir Next"/>
+                <w:color w:val="1A1A1A"/>
+                <w:sz w:val="22"/>
+                <w:szCs w:val="20"/>
+              </w:rPr>
+              <w:t xml:space="preserve">MAD:</w:t>
             </w:r>
             <w:r>
               <w:rPr>
@@ -1563,7 +1585,7 @@
                 <w:sz w:val="20"/>
                 <w:szCs w:val="20"/>
               </w:rPr>
-              <w:tab/>
+              <w:t xml:space="preserve">  </w:t>
             </w:r>
             <w:r>
               <w:rPr>
@@ -1571,24 +1593,6 @@
                 <w:color w:val="1A1A1A"/>
                 <w:sz w:val="20"/>
                 <w:szCs w:val="20"/>
-              </w:rPr>
-              <w:t xml:space="preserve">MAD:</w:t>
-            </w:r>
-            <w:r>
-              <w:rPr>
-                <w:rFonts w:ascii="Avenir Next" w:hAnsi="Avenir Next" w:cs="Avenir Next" w:eastAsia="Avenir Next"/>
-                <w:color w:val="1A1A1A"/>
-                <w:sz w:val="20"/>
-                <w:szCs w:val="20"/>
-              </w:rPr>
-              <w:t xml:space="preserve">  </w:t>
-            </w:r>
-            <w:r>
-              <w:rPr>
-                <w:rFonts w:ascii="Avenir Next" w:hAnsi="Avenir Next" w:cs="Avenir Next" w:eastAsia="Avenir Next"/>
-                <w:color w:val="1A1A1A"/>
-                <w:sz w:val="20"/>
-                <w:szCs w:val="20"/>
                 <w:u w:val="single"/>
               </w:rPr>
               <w:t xml:space="preserve">                      </w:t>
@@ -1596,7 +1600,7 @@
           </w:p>
           <w:p>
             <w:pPr>
-              <w:spacing w:before="0" w:after="0" w:line="60" w:lineRule="auto"/>
+              <w:spacing w:before="0" w:after="0" w:line="50" w:lineRule="exact"/>
             </w:pPr>
           </w:p>
           <w:tbl>
@@ -1654,7 +1658,7 @@
           </w:tbl>
           <w:p>
             <w:pPr>
-              <w:spacing w:before="0" w:after="0" w:line="24" w:lineRule="auto"/>
+              <w:spacing w:before="0" w:after="0" w:line="50" w:lineRule="exact"/>
             </w:pPr>
           </w:p>
         </w:tc>
@@ -1677,18 +1681,18 @@
                 <w:rFonts w:ascii="Avenir Next" w:hAnsi="Avenir Next" w:cs="Avenir Next" w:eastAsia="Avenir Next"/>
                 <w:b/>
                 <w:color w:val="1A1A1A"/>
+                <w:sz w:val="22"/>
+                <w:szCs w:val="20"/>
+              </w:rPr>
+              <w:t xml:space="preserve">4.</w:t>
+            </w:r>
+            <w:r>
+              <w:rPr>
+                <w:rFonts w:ascii="Avenir Next" w:hAnsi="Avenir Next" w:cs="Avenir Next" w:eastAsia="Avenir Next"/>
+                <w:color w:val="1A1A1A"/>
                 <w:sz w:val="20"/>
                 <w:szCs w:val="20"/>
               </w:rPr>
-              <w:t xml:space="preserve">4.</w:t>
-            </w:r>
-            <w:r>
-              <w:rPr>
-                <w:rFonts w:ascii="Avenir Next" w:hAnsi="Avenir Next" w:cs="Avenir Next" w:eastAsia="Avenir Next"/>
-                <w:color w:val="1A1A1A"/>
-                <w:sz w:val="20"/>
-                <w:szCs w:val="20"/>
-              </w:rPr>
               <w:tab/>
             </w:r>
             <w:r>
@@ -1696,7 +1700,7 @@
                 <w:rFonts w:ascii="Avenir Next" w:hAnsi="Avenir Next" w:cs="Avenir Next" w:eastAsia="Avenir Next"/>
                 <w:b/>
                 <w:color w:val="1A1A1A"/>
-                <w:sz w:val="20"/>
+                <w:sz w:val="22"/>
                 <w:szCs w:val="20"/>
               </w:rPr>
               <w:t xml:space="preserve">One Big Night.  </w:t>
@@ -1705,7 +1709,7 @@
               <w:rPr>
                 <w:rFonts w:ascii="Avenir Next" w:hAnsi="Avenir Next" w:cs="Avenir Next" w:eastAsia="Avenir Next"/>
                 <w:color w:val="1A1A1A"/>
-                <w:sz w:val="20"/>
+                <w:sz w:val="22"/>
                 <w:szCs w:val="20"/>
               </w:rPr>
               <w:t xml:space="preserve">Ticket sales for seven shows were 14, 16, 17, 19, 22, 24 and 350.</w:t>
@@ -1722,7 +1726,7 @@
                 <w:rFonts w:ascii="Avenir Next" w:hAnsi="Avenir Next" w:cs="Avenir Next" w:eastAsia="Avenir Next"/>
                 <w:b/>
                 <w:color w:val="003A70"/>
-                <w:sz w:val="17"/>
+                <w:sz w:val="22"/>
                 <w:szCs w:val="17"/>
               </w:rPr>
               <w:t xml:space="preserve">Hint  </w:t>
@@ -1732,7 +1736,7 @@
                 <w:rFonts w:ascii="Avenir Next" w:hAnsi="Avenir Next" w:cs="Avenir Next" w:eastAsia="Avenir Next"/>
                 <w:i/>
                 <w:color w:val="5A5F66"/>
-                <w:sz w:val="17"/>
+                <w:sz w:val="22"/>
                 <w:szCs w:val="17"/>
               </w:rPr>
               <w:t xml:space="preserve">Q1 is the middle of the lower half; Q3 of the upper half.</w:t>
@@ -1752,25 +1756,25 @@
                 <w:rFonts w:ascii="Avenir Next" w:hAnsi="Avenir Next" w:cs="Avenir Next" w:eastAsia="Avenir Next"/>
                 <w:b/>
                 <w:color w:val="003A70"/>
+                <w:sz w:val="22"/>
+                <w:szCs w:val="20"/>
+              </w:rPr>
+              <w:t xml:space="preserve">a.</w:t>
+            </w:r>
+            <w:r>
+              <w:rPr>
+                <w:rFonts w:ascii="Avenir Next" w:hAnsi="Avenir Next" w:cs="Avenir Next" w:eastAsia="Avenir Next"/>
+                <w:color w:val="1A1A1A"/>
                 <w:sz w:val="20"/>
                 <w:szCs w:val="20"/>
               </w:rPr>
-              <w:t xml:space="preserve">a.</w:t>
-            </w:r>
-            <w:r>
-              <w:rPr>
-                <w:rFonts w:ascii="Avenir Next" w:hAnsi="Avenir Next" w:cs="Avenir Next" w:eastAsia="Avenir Next"/>
-                <w:color w:val="1A1A1A"/>
-                <w:sz w:val="20"/>
-                <w:szCs w:val="20"/>
-              </w:rPr>
               <w:tab/>
             </w:r>
             <w:r>
               <w:rPr>
                 <w:rFonts w:ascii="Avenir Next" w:hAnsi="Avenir Next" w:cs="Avenir Next" w:eastAsia="Avenir Next"/>
                 <w:color w:val="1A1A1A"/>
-                <w:sz w:val="20"/>
+                <w:sz w:val="22"/>
                 <w:szCs w:val="20"/>
               </w:rPr>
               <w:t xml:space="preserve">Median:</w:t>
@@ -1809,10 +1813,28 @@
                 <w:rFonts w:ascii="Avenir Next" w:hAnsi="Avenir Next" w:cs="Avenir Next" w:eastAsia="Avenir Next"/>
                 <w:b/>
                 <w:color w:val="003A70"/>
+                <w:sz w:val="22"/>
+                <w:szCs w:val="20"/>
+              </w:rPr>
+              <w:t xml:space="preserve">b.</w:t>
+            </w:r>
+            <w:r>
+              <w:rPr>
+                <w:rFonts w:ascii="Avenir Next" w:hAnsi="Avenir Next" w:cs="Avenir Next" w:eastAsia="Avenir Next"/>
+                <w:color w:val="1A1A1A"/>
                 <w:sz w:val="20"/>
                 <w:szCs w:val="20"/>
               </w:rPr>
-              <w:t xml:space="preserve">b.</w:t>
+              <w:tab/>
+            </w:r>
+            <w:r>
+              <w:rPr>
+                <w:rFonts w:ascii="Avenir Next" w:hAnsi="Avenir Next" w:cs="Avenir Next" w:eastAsia="Avenir Next"/>
+                <w:color w:val="1A1A1A"/>
+                <w:sz w:val="22"/>
+                <w:szCs w:val="20"/>
+              </w:rPr>
+              <w:t xml:space="preserve">IQR:</w:t>
             </w:r>
             <w:r>
               <w:rPr>
@@ -1821,7 +1843,7 @@
                 <w:sz w:val="20"/>
                 <w:szCs w:val="20"/>
               </w:rPr>
-              <w:tab/>
+              <w:t xml:space="preserve">  </w:t>
             </w:r>
             <w:r>
               <w:rPr>
@@ -1829,24 +1851,6 @@
                 <w:color w:val="1A1A1A"/>
                 <w:sz w:val="20"/>
                 <w:szCs w:val="20"/>
-              </w:rPr>
-              <w:t xml:space="preserve">IQR:</w:t>
-            </w:r>
-            <w:r>
-              <w:rPr>
-                <w:rFonts w:ascii="Avenir Next" w:hAnsi="Avenir Next" w:cs="Avenir Next" w:eastAsia="Avenir Next"/>
-                <w:color w:val="1A1A1A"/>
-                <w:sz w:val="20"/>
-                <w:szCs w:val="20"/>
-              </w:rPr>
-              <w:t xml:space="preserve">  </w:t>
-            </w:r>
-            <w:r>
-              <w:rPr>
-                <w:rFonts w:ascii="Avenir Next" w:hAnsi="Avenir Next" w:cs="Avenir Next" w:eastAsia="Avenir Next"/>
-                <w:color w:val="1A1A1A"/>
-                <w:sz w:val="20"/>
-                <w:szCs w:val="20"/>
                 <w:u w:val="single"/>
               </w:rPr>
               <w:t xml:space="preserve">                      </w:t>
@@ -1854,7 +1858,7 @@
           </w:p>
           <w:p>
             <w:pPr>
-              <w:spacing w:before="0" w:after="0" w:line="60" w:lineRule="auto"/>
+              <w:spacing w:before="0" w:after="0" w:line="50" w:lineRule="exact"/>
             </w:pPr>
           </w:p>
           <w:tbl>
@@ -1912,7 +1916,7 @@
           </w:tbl>
           <w:p>
             <w:pPr>
-              <w:spacing w:before="0" w:after="0" w:line="24" w:lineRule="auto"/>
+              <w:spacing w:before="0" w:after="0" w:line="50" w:lineRule="exact"/>
             </w:pPr>
           </w:p>
         </w:tc>
@@ -1920,12 +1924,12 @@
     </w:tbl>
     <w:p>
       <w:pPr>
-        <w:spacing w:before="0" w:after="0" w:line="20" w:lineRule="exact"/>
+        <w:spacing w:before="0" w:after="0" w:line="50" w:lineRule="exact"/>
       </w:pPr>
     </w:p>
     <w:p>
       <w:pPr>
-        <w:spacing w:before="0" w:after="0" w:line="20" w:lineRule="exact"/>
+        <w:spacing w:before="0" w:after="0" w:line="50" w:lineRule="exact"/>
       </w:pPr>
     </w:p>
     <w:tbl>
@@ -1976,18 +1980,18 @@
                 <w:rFonts w:ascii="Avenir Next" w:hAnsi="Avenir Next" w:cs="Avenir Next" w:eastAsia="Avenir Next"/>
                 <w:b/>
                 <w:color w:val="1A1A1A"/>
+                <w:sz w:val="22"/>
+                <w:szCs w:val="20"/>
+              </w:rPr>
+              <w:t xml:space="preserve">5.</w:t>
+            </w:r>
+            <w:r>
+              <w:rPr>
+                <w:rFonts w:ascii="Avenir Next" w:hAnsi="Avenir Next" w:cs="Avenir Next" w:eastAsia="Avenir Next"/>
+                <w:color w:val="1A1A1A"/>
                 <w:sz w:val="20"/>
                 <w:szCs w:val="20"/>
               </w:rPr>
-              <w:t xml:space="preserve">5.</w:t>
-            </w:r>
-            <w:r>
-              <w:rPr>
-                <w:rFonts w:ascii="Avenir Next" w:hAnsi="Avenir Next" w:cs="Avenir Next" w:eastAsia="Avenir Next"/>
-                <w:color w:val="1A1A1A"/>
-                <w:sz w:val="20"/>
-                <w:szCs w:val="20"/>
-              </w:rPr>
               <w:tab/>
             </w:r>
             <w:r>
@@ -1995,7 +1999,7 @@
                 <w:rFonts w:ascii="Avenir Next" w:hAnsi="Avenir Next" w:cs="Avenir Next" w:eastAsia="Avenir Next"/>
                 <w:b/>
                 <w:color w:val="1A1A1A"/>
-                <w:sz w:val="20"/>
+                <w:sz w:val="22"/>
                 <w:szCs w:val="20"/>
               </w:rPr>
               <w:t xml:space="preserve">Mismatched Pair.  </w:t>
@@ -2004,7 +2008,7 @@
               <w:rPr>
                 <w:rFonts w:ascii="Avenir Next" w:hAnsi="Avenir Next" w:cs="Avenir Next" w:eastAsia="Avenir Next"/>
                 <w:color w:val="1A1A1A"/>
-                <w:sz w:val="20"/>
+                <w:sz w:val="22"/>
                 <w:szCs w:val="20"/>
               </w:rPr>
               <w:t xml:space="preserve">Ana reports a mean of 64 for a symmetric set, with the IQR for spread. What spread should she use?</w:t>
@@ -2021,7 +2025,7 @@
                 <w:rFonts w:ascii="Avenir Next" w:hAnsi="Avenir Next" w:cs="Avenir Next" w:eastAsia="Avenir Next"/>
                 <w:b/>
                 <w:color w:val="003A70"/>
-                <w:sz w:val="17"/>
+                <w:sz w:val="22"/>
                 <w:szCs w:val="17"/>
               </w:rPr>
               <w:t xml:space="preserve">Hint  </w:t>
@@ -2031,7 +2035,7 @@
                 <w:rFonts w:ascii="Avenir Next" w:hAnsi="Avenir Next" w:cs="Avenir Next" w:eastAsia="Avenir Next"/>
                 <w:i/>
                 <w:color w:val="5A5F66"/>
-                <w:sz w:val="17"/>
+                <w:sz w:val="22"/>
                 <w:szCs w:val="17"/>
               </w:rPr>
               <w:t xml:space="preserve">Which center is the IQR built from?</w:t>
@@ -2039,7 +2043,7 @@
           </w:p>
           <w:p>
             <w:pPr>
-              <w:spacing w:before="0" w:after="0" w:line="60" w:lineRule="auto"/>
+              <w:spacing w:before="0" w:after="0" w:line="50" w:lineRule="exact"/>
             </w:pPr>
           </w:p>
           <w:tbl>
@@ -2108,7 +2112,7 @@
                 <w:rFonts w:ascii="Avenir Next" w:hAnsi="Avenir Next" w:cs="Avenir Next" w:eastAsia="Avenir Next"/>
                 <w:b/>
                 <w:color w:val="1A1A1A"/>
-                <w:sz w:val="18"/>
+                <w:sz w:val="22"/>
                 <w:szCs w:val="18"/>
               </w:rPr>
               <w:t xml:space="preserve">Spread</w:t>
@@ -2143,18 +2147,18 @@
                 <w:rFonts w:ascii="Avenir Next" w:hAnsi="Avenir Next" w:cs="Avenir Next" w:eastAsia="Avenir Next"/>
                 <w:b/>
                 <w:color w:val="1A1A1A"/>
+                <w:sz w:val="22"/>
+                <w:szCs w:val="20"/>
+              </w:rPr>
+              <w:t xml:space="preserve">6.</w:t>
+            </w:r>
+            <w:r>
+              <w:rPr>
+                <w:rFonts w:ascii="Avenir Next" w:hAnsi="Avenir Next" w:cs="Avenir Next" w:eastAsia="Avenir Next"/>
+                <w:color w:val="1A1A1A"/>
                 <w:sz w:val="20"/>
                 <w:szCs w:val="20"/>
               </w:rPr>
-              <w:t xml:space="preserve">6.</w:t>
-            </w:r>
-            <w:r>
-              <w:rPr>
-                <w:rFonts w:ascii="Avenir Next" w:hAnsi="Avenir Next" w:cs="Avenir Next" w:eastAsia="Avenir Next"/>
-                <w:color w:val="1A1A1A"/>
-                <w:sz w:val="20"/>
-                <w:szCs w:val="20"/>
-              </w:rPr>
               <w:tab/>
             </w:r>
             <w:r>
@@ -2162,7 +2166,7 @@
                 <w:rFonts w:ascii="Avenir Next" w:hAnsi="Avenir Next" w:cs="Avenir Next" w:eastAsia="Avenir Next"/>
                 <w:b/>
                 <w:color w:val="1A1A1A"/>
-                <w:sz w:val="20"/>
+                <w:sz w:val="22"/>
                 <w:szCs w:val="20"/>
               </w:rPr>
               <w:t xml:space="preserve">Book Fair.  </w:t>
@@ -2171,7 +2175,7 @@
               <w:rPr>
                 <w:rFonts w:ascii="Avenir Next" w:hAnsi="Avenir Next" w:cs="Avenir Next" w:eastAsia="Avenir Next"/>
                 <w:color w:val="1A1A1A"/>
-                <w:sz w:val="20"/>
+                <w:sz w:val="22"/>
                 <w:szCs w:val="20"/>
               </w:rPr>
               <w:t xml:space="preserve">Daily sales: 63, 65, 67, 69, 71, 73, 75. Name the pair to report. Find the center.</w:t>
@@ -2179,7 +2183,7 @@
           </w:p>
           <w:p>
             <w:pPr>
-              <w:spacing w:before="0" w:after="0" w:line="60" w:lineRule="auto"/>
+              <w:spacing w:before="0" w:after="0" w:line="50" w:lineRule="exact"/>
             </w:pPr>
           </w:p>
           <w:tbl>
@@ -2248,7 +2252,7 @@
                 <w:rFonts w:ascii="Avenir Next" w:hAnsi="Avenir Next" w:cs="Avenir Next" w:eastAsia="Avenir Next"/>
                 <w:b/>
                 <w:color w:val="1A1A1A"/>
-                <w:sz w:val="18"/>
+                <w:sz w:val="22"/>
                 <w:szCs w:val="18"/>
               </w:rPr>
               <w:t xml:space="preserve">Center</w:t>
@@ -2268,12 +2272,12 @@
     </w:tbl>
     <w:p>
       <w:pPr>
-        <w:spacing w:before="0" w:after="0" w:line="20" w:lineRule="exact"/>
+        <w:spacing w:before="0" w:after="0" w:line="50" w:lineRule="exact"/>
       </w:pPr>
     </w:p>
     <w:p>
       <w:pPr>
-        <w:spacing w:before="0" w:after="0" w:line="20" w:lineRule="exact"/>
+        <w:spacing w:before="0" w:after="0" w:line="50" w:lineRule="exact"/>
       </w:pPr>
     </w:p>
     <w:tbl>
@@ -2323,18 +2327,18 @@
                 <w:rFonts w:ascii="Avenir Next" w:hAnsi="Avenir Next" w:cs="Avenir Next" w:eastAsia="Avenir Next"/>
                 <w:b/>
                 <w:color w:val="1A1A1A"/>
+                <w:sz w:val="22"/>
+                <w:szCs w:val="20"/>
+              </w:rPr>
+              <w:t xml:space="preserve">7.</w:t>
+            </w:r>
+            <w:r>
+              <w:rPr>
+                <w:rFonts w:ascii="Avenir Next" w:hAnsi="Avenir Next" w:cs="Avenir Next" w:eastAsia="Avenir Next"/>
+                <w:color w:val="1A1A1A"/>
                 <w:sz w:val="20"/>
                 <w:szCs w:val="20"/>
               </w:rPr>
-              <w:t xml:space="preserve">7.</w:t>
-            </w:r>
-            <w:r>
-              <w:rPr>
-                <w:rFonts w:ascii="Avenir Next" w:hAnsi="Avenir Next" w:cs="Avenir Next" w:eastAsia="Avenir Next"/>
-                <w:color w:val="1A1A1A"/>
-                <w:sz w:val="20"/>
-                <w:szCs w:val="20"/>
-              </w:rPr>
               <w:tab/>
             </w:r>
             <w:r>
@@ -2342,7 +2346,7 @@
                 <w:rFonts w:ascii="Avenir Next" w:hAnsi="Avenir Next" w:cs="Avenir Next" w:eastAsia="Avenir Next"/>
                 <w:b/>
                 <w:color w:val="1A1A1A"/>
-                <w:sz w:val="20"/>
+                <w:sz w:val="22"/>
                 <w:szCs w:val="20"/>
               </w:rPr>
               <w:t xml:space="preserve">One New Value.  </w:t>
@@ -2351,7 +2355,7 @@
               <w:rPr>
                 <w:rFonts w:ascii="Avenir Next" w:hAnsi="Avenir Next" w:cs="Avenir Next" w:eastAsia="Avenir Next"/>
                 <w:color w:val="1A1A1A"/>
-                <w:sz w:val="20"/>
+                <w:sz w:val="22"/>
                 <w:szCs w:val="20"/>
               </w:rPr>
               <w:t xml:space="preserve">The set 60, 62, 64, 66, 68 is symmetric. Then a new value, 400, joins the set.</w:t>
@@ -2371,25 +2375,25 @@
                 <w:rFonts w:ascii="Avenir Next" w:hAnsi="Avenir Next" w:cs="Avenir Next" w:eastAsia="Avenir Next"/>
                 <w:b/>
                 <w:color w:val="003A70"/>
+                <w:sz w:val="22"/>
+                <w:szCs w:val="20"/>
+              </w:rPr>
+              <w:t xml:space="preserve">a.</w:t>
+            </w:r>
+            <w:r>
+              <w:rPr>
+                <w:rFonts w:ascii="Avenir Next" w:hAnsi="Avenir Next" w:cs="Avenir Next" w:eastAsia="Avenir Next"/>
+                <w:color w:val="1A1A1A"/>
                 <w:sz w:val="20"/>
                 <w:szCs w:val="20"/>
               </w:rPr>
-              <w:t xml:space="preserve">a.</w:t>
-            </w:r>
-            <w:r>
-              <w:rPr>
-                <w:rFonts w:ascii="Avenir Next" w:hAnsi="Avenir Next" w:cs="Avenir Next" w:eastAsia="Avenir Next"/>
-                <w:color w:val="1A1A1A"/>
-                <w:sz w:val="20"/>
-                <w:szCs w:val="20"/>
-              </w:rPr>
               <w:tab/>
             </w:r>
             <w:r>
               <w:rPr>
                 <w:rFonts w:ascii="Avenir Next" w:hAnsi="Avenir Next" w:cs="Avenir Next" w:eastAsia="Avenir Next"/>
                 <w:color w:val="1A1A1A"/>
-                <w:sz w:val="20"/>
+                <w:sz w:val="22"/>
                 <w:szCs w:val="20"/>
               </w:rPr>
               <w:t xml:space="preserve">Pair to report before:</w:t>
@@ -2428,25 +2432,25 @@
                 <w:rFonts w:ascii="Avenir Next" w:hAnsi="Avenir Next" w:cs="Avenir Next" w:eastAsia="Avenir Next"/>
                 <w:b/>
                 <w:color w:val="003A70"/>
+                <w:sz w:val="22"/>
+                <w:szCs w:val="20"/>
+              </w:rPr>
+              <w:t xml:space="preserve">b.</w:t>
+            </w:r>
+            <w:r>
+              <w:rPr>
+                <w:rFonts w:ascii="Avenir Next" w:hAnsi="Avenir Next" w:cs="Avenir Next" w:eastAsia="Avenir Next"/>
+                <w:color w:val="1A1A1A"/>
                 <w:sz w:val="20"/>
                 <w:szCs w:val="20"/>
               </w:rPr>
-              <w:t xml:space="preserve">b.</w:t>
-            </w:r>
-            <w:r>
-              <w:rPr>
-                <w:rFonts w:ascii="Avenir Next" w:hAnsi="Avenir Next" w:cs="Avenir Next" w:eastAsia="Avenir Next"/>
-                <w:color w:val="1A1A1A"/>
-                <w:sz w:val="20"/>
-                <w:szCs w:val="20"/>
-              </w:rPr>
               <w:tab/>
             </w:r>
             <w:r>
               <w:rPr>
                 <w:rFonts w:ascii="Avenir Next" w:hAnsi="Avenir Next" w:cs="Avenir Next" w:eastAsia="Avenir Next"/>
                 <w:color w:val="1A1A1A"/>
-                <w:sz w:val="20"/>
+                <w:sz w:val="22"/>
                 <w:szCs w:val="20"/>
               </w:rPr>
               <w:t xml:space="preserve">Pair to report after:</w:t>
@@ -2485,10 +2489,28 @@
                 <w:rFonts w:ascii="Avenir Next" w:hAnsi="Avenir Next" w:cs="Avenir Next" w:eastAsia="Avenir Next"/>
                 <w:b/>
                 <w:color w:val="003A70"/>
+                <w:sz w:val="22"/>
+                <w:szCs w:val="20"/>
+              </w:rPr>
+              <w:t xml:space="preserve">c.</w:t>
+            </w:r>
+            <w:r>
+              <w:rPr>
+                <w:rFonts w:ascii="Avenir Next" w:hAnsi="Avenir Next" w:cs="Avenir Next" w:eastAsia="Avenir Next"/>
+                <w:color w:val="1A1A1A"/>
                 <w:sz w:val="20"/>
                 <w:szCs w:val="20"/>
               </w:rPr>
-              <w:t xml:space="preserve">c.</w:t>
+              <w:tab/>
+            </w:r>
+            <w:r>
+              <w:rPr>
+                <w:rFonts w:ascii="Avenir Next" w:hAnsi="Avenir Next" w:cs="Avenir Next" w:eastAsia="Avenir Next"/>
+                <w:color w:val="1A1A1A"/>
+                <w:sz w:val="22"/>
+                <w:szCs w:val="20"/>
+              </w:rPr>
+              <w:t xml:space="preserve">New median:</w:t>
             </w:r>
             <w:r>
               <w:rPr>
@@ -2497,7 +2519,7 @@
                 <w:sz w:val="20"/>
                 <w:szCs w:val="20"/>
               </w:rPr>
-              <w:tab/>
+              <w:t xml:space="preserve">  </w:t>
             </w:r>
             <w:r>
               <w:rPr>
@@ -2505,24 +2527,6 @@
                 <w:color w:val="1A1A1A"/>
                 <w:sz w:val="20"/>
                 <w:szCs w:val="20"/>
-              </w:rPr>
-              <w:t xml:space="preserve">New median:</w:t>
-            </w:r>
-            <w:r>
-              <w:rPr>
-                <w:rFonts w:ascii="Avenir Next" w:hAnsi="Avenir Next" w:cs="Avenir Next" w:eastAsia="Avenir Next"/>
-                <w:color w:val="1A1A1A"/>
-                <w:sz w:val="20"/>
-                <w:szCs w:val="20"/>
-              </w:rPr>
-              <w:t xml:space="preserve">  </w:t>
-            </w:r>
-            <w:r>
-              <w:rPr>
-                <w:rFonts w:ascii="Avenir Next" w:hAnsi="Avenir Next" w:cs="Avenir Next" w:eastAsia="Avenir Next"/>
-                <w:color w:val="1A1A1A"/>
-                <w:sz w:val="20"/>
-                <w:szCs w:val="20"/>
                 <w:u w:val="single"/>
               </w:rPr>
               <w:t xml:space="preserve">                      </w:t>
@@ -2530,7 +2534,7 @@
           </w:p>
           <w:p>
             <w:pPr>
-              <w:spacing w:before="0" w:after="0" w:line="60" w:lineRule="auto"/>
+              <w:spacing w:before="0" w:after="0" w:line="50" w:lineRule="exact"/>
             </w:pPr>
           </w:p>
           <w:tbl>
@@ -2588,7 +2592,7 @@
           </w:tbl>
           <w:p>
             <w:pPr>
-              <w:spacing w:before="0" w:after="0" w:line="24" w:lineRule="auto"/>
+              <w:spacing w:before="0" w:after="0" w:line="50" w:lineRule="exact"/>
             </w:pPr>
           </w:p>
         </w:tc>
@@ -2596,12 +2600,12 @@
     </w:tbl>
     <w:p>
       <w:pPr>
-        <w:spacing w:before="0" w:after="0" w:line="20" w:lineRule="exact"/>
+        <w:spacing w:before="0" w:after="0" w:line="50" w:lineRule="exact"/>
       </w:pPr>
     </w:p>
     <w:p>
       <w:pPr>
-        <w:spacing w:before="0" w:after="0" w:line="20" w:lineRule="exact"/>
+        <w:spacing w:before="0" w:after="0" w:line="50" w:lineRule="exact"/>
       </w:pPr>
     </w:p>
     <w:tbl>
@@ -2651,18 +2655,18 @@
                 <w:rFonts w:ascii="Avenir Next" w:hAnsi="Avenir Next" w:cs="Avenir Next" w:eastAsia="Avenir Next"/>
                 <w:b/>
                 <w:color w:val="1A1A1A"/>
+                <w:sz w:val="22"/>
+                <w:szCs w:val="20"/>
+              </w:rPr>
+              <w:t xml:space="preserve">8.</w:t>
+            </w:r>
+            <w:r>
+              <w:rPr>
+                <w:rFonts w:ascii="Avenir Next" w:hAnsi="Avenir Next" w:cs="Avenir Next" w:eastAsia="Avenir Next"/>
+                <w:color w:val="1A1A1A"/>
                 <w:sz w:val="20"/>
                 <w:szCs w:val="20"/>
               </w:rPr>
-              <w:t xml:space="preserve">8.</w:t>
-            </w:r>
-            <w:r>
-              <w:rPr>
-                <w:rFonts w:ascii="Avenir Next" w:hAnsi="Avenir Next" w:cs="Avenir Next" w:eastAsia="Avenir Next"/>
-                <w:color w:val="1A1A1A"/>
-                <w:sz w:val="20"/>
-                <w:szCs w:val="20"/>
-              </w:rPr>
               <w:tab/>
             </w:r>
             <w:r>
@@ -2670,7 +2674,7 @@
                 <w:rFonts w:ascii="Avenir Next" w:hAnsi="Avenir Next" w:cs="Avenir Next" w:eastAsia="Avenir Next"/>
                 <w:b/>
                 <w:color w:val="1A1A1A"/>
-                <w:sz w:val="20"/>
+                <w:sz w:val="22"/>
                 <w:szCs w:val="20"/>
               </w:rPr>
               <w:t xml:space="preserve">Deli Wait Times.  </w:t>
@@ -2679,7 +2683,7 @@
               <w:rPr>
                 <w:rFonts w:ascii="Avenir Next" w:hAnsi="Avenir Next" w:cs="Avenir Next" w:eastAsia="Avenir Next"/>
                 <w:color w:val="1A1A1A"/>
-                <w:sz w:val="20"/>
+                <w:sz w:val="22"/>
                 <w:szCs w:val="20"/>
               </w:rPr>
               <w:t xml:space="preserve">The box plot shows wait times, in minutes.</w:t>
@@ -2695,7 +2699,7 @@
               <w:drawing>
                 <wp:inline distT="0" distB="0" distL="0" distR="0">
                   <wp:extent cx="4206240" cy="1124712"/>
-                  <wp:docPr id="2" name="Figure 2"/>
+                  <wp:docPr id="2" name="Figure 2" descr="Box plot. Axis: Wait Time (minutes), 20 to 70; ticks every 5. Minimum, lower quartile, median, upper quartile, maximum: 20, 25, 35, 45, 70."/>
                   <a:graphic xmlns:a="http://schemas.openxmlformats.org/drawingml/2006/main">
                     <a:graphicData uri="http://schemas.openxmlformats.org/drawingml/2006/picture">
                       <pic:pic xmlns:pic="http://schemas.openxmlformats.org/drawingml/2006/picture">
@@ -2739,25 +2743,25 @@
                 <w:rFonts w:ascii="Avenir Next" w:hAnsi="Avenir Next" w:cs="Avenir Next" w:eastAsia="Avenir Next"/>
                 <w:b/>
                 <w:color w:val="003A70"/>
+                <w:sz w:val="22"/>
+                <w:szCs w:val="20"/>
+              </w:rPr>
+              <w:t xml:space="preserve">a.</w:t>
+            </w:r>
+            <w:r>
+              <w:rPr>
+                <w:rFonts w:ascii="Avenir Next" w:hAnsi="Avenir Next" w:cs="Avenir Next" w:eastAsia="Avenir Next"/>
+                <w:color w:val="1A1A1A"/>
                 <w:sz w:val="20"/>
                 <w:szCs w:val="20"/>
               </w:rPr>
-              <w:t xml:space="preserve">a.</w:t>
-            </w:r>
-            <w:r>
-              <w:rPr>
-                <w:rFonts w:ascii="Avenir Next" w:hAnsi="Avenir Next" w:cs="Avenir Next" w:eastAsia="Avenir Next"/>
-                <w:color w:val="1A1A1A"/>
-                <w:sz w:val="20"/>
-                <w:szCs w:val="20"/>
-              </w:rPr>
               <w:tab/>
             </w:r>
             <w:r>
               <w:rPr>
                 <w:rFonts w:ascii="Avenir Next" w:hAnsi="Avenir Next" w:cs="Avenir Next" w:eastAsia="Avenir Next"/>
                 <w:color w:val="1A1A1A"/>
-                <w:sz w:val="20"/>
+                <w:sz w:val="22"/>
                 <w:szCs w:val="20"/>
               </w:rPr>
               <w:t xml:space="preserve">Shape:</w:t>
@@ -2796,10 +2800,28 @@
                 <w:rFonts w:ascii="Avenir Next" w:hAnsi="Avenir Next" w:cs="Avenir Next" w:eastAsia="Avenir Next"/>
                 <w:b/>
                 <w:color w:val="003A70"/>
+                <w:sz w:val="22"/>
+                <w:szCs w:val="20"/>
+              </w:rPr>
+              <w:t xml:space="preserve">b.</w:t>
+            </w:r>
+            <w:r>
+              <w:rPr>
+                <w:rFonts w:ascii="Avenir Next" w:hAnsi="Avenir Next" w:cs="Avenir Next" w:eastAsia="Avenir Next"/>
+                <w:color w:val="1A1A1A"/>
                 <w:sz w:val="20"/>
                 <w:szCs w:val="20"/>
               </w:rPr>
-              <w:t xml:space="preserve">b.</w:t>
+              <w:tab/>
+            </w:r>
+            <w:r>
+              <w:rPr>
+                <w:rFonts w:ascii="Avenir Next" w:hAnsi="Avenir Next" w:cs="Avenir Next" w:eastAsia="Avenir Next"/>
+                <w:color w:val="1A1A1A"/>
+                <w:sz w:val="22"/>
+                <w:szCs w:val="20"/>
+              </w:rPr>
+              <w:t xml:space="preserve">Median:</w:t>
             </w:r>
             <w:r>
               <w:rPr>
@@ -2808,7 +2830,7 @@
                 <w:sz w:val="20"/>
                 <w:szCs w:val="20"/>
               </w:rPr>
-              <w:tab/>
+              <w:t xml:space="preserve">  </w:t>
             </w:r>
             <w:r>
               <w:rPr>
@@ -2816,24 +2838,6 @@
                 <w:color w:val="1A1A1A"/>
                 <w:sz w:val="20"/>
                 <w:szCs w:val="20"/>
-              </w:rPr>
-              <w:t xml:space="preserve">Median:</w:t>
-            </w:r>
-            <w:r>
-              <w:rPr>
-                <w:rFonts w:ascii="Avenir Next" w:hAnsi="Avenir Next" w:cs="Avenir Next" w:eastAsia="Avenir Next"/>
-                <w:color w:val="1A1A1A"/>
-                <w:sz w:val="20"/>
-                <w:szCs w:val="20"/>
-              </w:rPr>
-              <w:t xml:space="preserve">  </w:t>
-            </w:r>
-            <w:r>
-              <w:rPr>
-                <w:rFonts w:ascii="Avenir Next" w:hAnsi="Avenir Next" w:cs="Avenir Next" w:eastAsia="Avenir Next"/>
-                <w:color w:val="1A1A1A"/>
-                <w:sz w:val="20"/>
-                <w:szCs w:val="20"/>
                 <w:u w:val="single"/>
               </w:rPr>
               <w:t xml:space="preserve">                </w:t>
@@ -2842,7 +2846,7 @@
               <w:rPr>
                 <w:rFonts w:ascii="Avenir Next" w:hAnsi="Avenir Next" w:cs="Avenir Next" w:eastAsia="Avenir Next"/>
                 <w:color w:val="1A1A1A"/>
-                <w:sz w:val="20"/>
+                <w:sz w:val="22"/>
                 <w:szCs w:val="20"/>
               </w:rPr>
               <w:t xml:space="preserve"> min</w:t>
@@ -2862,10 +2866,28 @@
                 <w:rFonts w:ascii="Avenir Next" w:hAnsi="Avenir Next" w:cs="Avenir Next" w:eastAsia="Avenir Next"/>
                 <w:b/>
                 <w:color w:val="003A70"/>
+                <w:sz w:val="22"/>
+                <w:szCs w:val="20"/>
+              </w:rPr>
+              <w:t xml:space="preserve">c.</w:t>
+            </w:r>
+            <w:r>
+              <w:rPr>
+                <w:rFonts w:ascii="Avenir Next" w:hAnsi="Avenir Next" w:cs="Avenir Next" w:eastAsia="Avenir Next"/>
+                <w:color w:val="1A1A1A"/>
                 <w:sz w:val="20"/>
                 <w:szCs w:val="20"/>
               </w:rPr>
-              <w:t xml:space="preserve">c.</w:t>
+              <w:tab/>
+            </w:r>
+            <w:r>
+              <w:rPr>
+                <w:rFonts w:ascii="Avenir Next" w:hAnsi="Avenir Next" w:cs="Avenir Next" w:eastAsia="Avenir Next"/>
+                <w:color w:val="1A1A1A"/>
+                <w:sz w:val="22"/>
+                <w:szCs w:val="20"/>
+              </w:rPr>
+              <w:t xml:space="preserve">IQR:</w:t>
             </w:r>
             <w:r>
               <w:rPr>
@@ -2874,7 +2896,7 @@
                 <w:sz w:val="20"/>
                 <w:szCs w:val="20"/>
               </w:rPr>
-              <w:tab/>
+              <w:t xml:space="preserve">  </w:t>
             </w:r>
             <w:r>
               <w:rPr>
@@ -2882,24 +2904,6 @@
                 <w:color w:val="1A1A1A"/>
                 <w:sz w:val="20"/>
                 <w:szCs w:val="20"/>
-              </w:rPr>
-              <w:t xml:space="preserve">IQR:</w:t>
-            </w:r>
-            <w:r>
-              <w:rPr>
-                <w:rFonts w:ascii="Avenir Next" w:hAnsi="Avenir Next" w:cs="Avenir Next" w:eastAsia="Avenir Next"/>
-                <w:color w:val="1A1A1A"/>
-                <w:sz w:val="20"/>
-                <w:szCs w:val="20"/>
-              </w:rPr>
-              <w:t xml:space="preserve">  </w:t>
-            </w:r>
-            <w:r>
-              <w:rPr>
-                <w:rFonts w:ascii="Avenir Next" w:hAnsi="Avenir Next" w:cs="Avenir Next" w:eastAsia="Avenir Next"/>
-                <w:color w:val="1A1A1A"/>
-                <w:sz w:val="20"/>
-                <w:szCs w:val="20"/>
                 <w:u w:val="single"/>
               </w:rPr>
               <w:t xml:space="preserve">                </w:t>
@@ -2908,7 +2912,7 @@
               <w:rPr>
                 <w:rFonts w:ascii="Avenir Next" w:hAnsi="Avenir Next" w:cs="Avenir Next" w:eastAsia="Avenir Next"/>
                 <w:color w:val="1A1A1A"/>
-                <w:sz w:val="20"/>
+                <w:sz w:val="22"/>
                 <w:szCs w:val="20"/>
               </w:rPr>
               <w:t xml:space="preserve"> min</w:t>
@@ -2919,11 +2923,12 @@
     </w:tbl>
     <w:p>
       <w:pPr>
-        <w:spacing w:before="0" w:after="0" w:line="20" w:lineRule="exact"/>
+        <w:spacing w:before="0" w:after="0" w:line="50" w:lineRule="exact"/>
       </w:pPr>
     </w:p>
     <w:p>
       <w:pPr>
+        <w:pStyle w:val="Heading2"/>
         <w:keepNext/>
         <w:pBdr>
           <w:bottom w:val="single" w:sz="8" w:space="3" w:color="003A70"/>
@@ -2939,7 +2944,7 @@
           <w:b/>
           <w:color w:val="003A70"/>
           <w:spacing w:val="14"/>
-          <w:sz w:val="19"/>
+          <w:sz w:val="22"/>
           <w:szCs w:val="19"/>
         </w:rPr>
         <w:t xml:space="preserve">FIND THE ERROR</w:t>
@@ -2958,7 +2963,7 @@
           <w:rFonts w:ascii="Avenir Next" w:hAnsi="Avenir Next" w:cs="Avenir Next" w:eastAsia="Avenir Next"/>
           <w:i/>
           <w:color w:val="5A5F66"/>
-          <w:sz w:val="17"/>
+          <w:sz w:val="22"/>
           <w:szCs w:val="17"/>
         </w:rPr>
         <w:t xml:space="preserve">explain the mistake, then fix it</w:t>
@@ -2966,7 +2971,7 @@
     </w:p>
     <w:p>
       <w:pPr>
-        <w:spacing w:before="0" w:after="0" w:line="20" w:lineRule="exact"/>
+        <w:spacing w:before="0" w:after="0" w:line="50" w:lineRule="exact"/>
       </w:pPr>
     </w:p>
     <w:tbl>
@@ -3016,18 +3021,18 @@
                 <w:rFonts w:ascii="Avenir Next" w:hAnsi="Avenir Next" w:cs="Avenir Next" w:eastAsia="Avenir Next"/>
                 <w:b/>
                 <w:color w:val="1A1A1A"/>
+                <w:sz w:val="22"/>
+                <w:szCs w:val="20"/>
+              </w:rPr>
+              <w:t xml:space="preserve">9.</w:t>
+            </w:r>
+            <w:r>
+              <w:rPr>
+                <w:rFonts w:ascii="Avenir Next" w:hAnsi="Avenir Next" w:cs="Avenir Next" w:eastAsia="Avenir Next"/>
+                <w:color w:val="1A1A1A"/>
                 <w:sz w:val="20"/>
                 <w:szCs w:val="20"/>
               </w:rPr>
-              <w:t xml:space="preserve">9.</w:t>
-            </w:r>
-            <w:r>
-              <w:rPr>
-                <w:rFonts w:ascii="Avenir Next" w:hAnsi="Avenir Next" w:cs="Avenir Next" w:eastAsia="Avenir Next"/>
-                <w:color w:val="1A1A1A"/>
-                <w:sz w:val="20"/>
-                <w:szCs w:val="20"/>
-              </w:rPr>
               <w:tab/>
             </w:r>
             <w:r>
@@ -3035,7 +3040,7 @@
                 <w:rFonts w:ascii="Avenir Next" w:hAnsi="Avenir Next" w:cs="Avenir Next" w:eastAsia="Avenir Next"/>
                 <w:b/>
                 <w:color w:val="1A1A1A"/>
-                <w:sz w:val="20"/>
+                <w:sz w:val="22"/>
                 <w:szCs w:val="20"/>
               </w:rPr>
               <w:t xml:space="preserve">Priya’s Work.  </w:t>
@@ -3044,7 +3049,7 @@
               <w:rPr>
                 <w:rFonts w:ascii="Avenir Next" w:hAnsi="Avenir Next" w:cs="Avenir Next" w:eastAsia="Avenir Next"/>
                 <w:color w:val="1A1A1A"/>
-                <w:sz w:val="20"/>
+                <w:sz w:val="22"/>
                 <w:szCs w:val="20"/>
               </w:rPr>
               <w:t xml:space="preserve">Priya saw a set with one huge outlier and chose the mean and MAD, saying “the mean always uses every value.” Explain her mistake.</w:t>
@@ -3090,7 +3095,7 @@
                 </w:tcPr>
                 <w:p>
                   <w:pPr>
-                    <w:spacing w:before="0" w:after="0" w:line="240" w:lineRule="auto"/>
+                    <w:spacing w:before="0" w:after="0" w:line="50" w:lineRule="exact"/>
                   </w:pPr>
                 </w:p>
               </w:tc>
@@ -3110,7 +3115,7 @@
                 </w:tcPr>
                 <w:p>
                   <w:pPr>
-                    <w:spacing w:before="0" w:after="0" w:line="240" w:lineRule="auto"/>
+                    <w:spacing w:before="0" w:after="0" w:line="50" w:lineRule="exact"/>
                   </w:pPr>
                 </w:p>
               </w:tc>
@@ -3118,7 +3123,7 @@
           </w:tbl>
           <w:p>
             <w:pPr>
-              <w:spacing w:before="0" w:after="0" w:line="24" w:lineRule="auto"/>
+              <w:spacing w:before="0" w:after="0" w:line="50" w:lineRule="exact"/>
             </w:pPr>
           </w:p>
         </w:tc>
@@ -3126,11 +3131,12 @@
     </w:tbl>
     <w:p>
       <w:pPr>
-        <w:spacing w:before="0" w:after="0" w:line="20" w:lineRule="exact"/>
+        <w:spacing w:before="0" w:after="0" w:line="50" w:lineRule="exact"/>
       </w:pPr>
     </w:p>
     <w:p>
       <w:pPr>
+        <w:pStyle w:val="Heading2"/>
         <w:keepNext/>
         <w:pBdr>
           <w:bottom w:val="single" w:sz="8" w:space="3" w:color="003A70"/>
@@ -3146,7 +3152,7 @@
           <w:b/>
           <w:color w:val="003A70"/>
           <w:spacing w:val="14"/>
-          <w:sz w:val="19"/>
+          <w:sz w:val="22"/>
           <w:szCs w:val="19"/>
         </w:rPr>
         <w:t xml:space="preserve">TEST PRACTICE</w:t>
@@ -3165,7 +3171,7 @@
           <w:rFonts w:ascii="Avenir Next" w:hAnsi="Avenir Next" w:cs="Avenir Next" w:eastAsia="Avenir Next"/>
           <w:i/>
           <w:color w:val="5A5F66"/>
-          <w:sz w:val="17"/>
+          <w:sz w:val="22"/>
           <w:szCs w:val="17"/>
         </w:rPr>
         <w:t xml:space="preserve">choose the best answer</w:t>
@@ -3173,7 +3179,7 @@
     </w:p>
     <w:p>
       <w:pPr>
-        <w:spacing w:before="0" w:after="0" w:line="20" w:lineRule="exact"/>
+        <w:spacing w:before="0" w:after="0" w:line="50" w:lineRule="exact"/>
       </w:pPr>
     </w:p>
     <w:tbl>
@@ -3223,25 +3229,25 @@
                 <w:rFonts w:ascii="Avenir Next" w:hAnsi="Avenir Next" w:cs="Avenir Next" w:eastAsia="Avenir Next"/>
                 <w:b/>
                 <w:color w:val="1A1A1A"/>
+                <w:sz w:val="22"/>
+                <w:szCs w:val="20"/>
+              </w:rPr>
+              <w:t xml:space="preserve">10.</w:t>
+            </w:r>
+            <w:r>
+              <w:rPr>
+                <w:rFonts w:ascii="Avenir Next" w:hAnsi="Avenir Next" w:cs="Avenir Next" w:eastAsia="Avenir Next"/>
+                <w:color w:val="1A1A1A"/>
                 <w:sz w:val="20"/>
                 <w:szCs w:val="20"/>
               </w:rPr>
-              <w:t xml:space="preserve">10.</w:t>
-            </w:r>
-            <w:r>
-              <w:rPr>
-                <w:rFonts w:ascii="Avenir Next" w:hAnsi="Avenir Next" w:cs="Avenir Next" w:eastAsia="Avenir Next"/>
-                <w:color w:val="1A1A1A"/>
-                <w:sz w:val="20"/>
-                <w:szCs w:val="20"/>
-              </w:rPr>
               <w:tab/>
             </w:r>
             <w:r>
               <w:rPr>
                 <w:rFonts w:ascii="Avenir Next" w:hAnsi="Avenir Next" w:cs="Avenir Next" w:eastAsia="Avenir Next"/>
                 <w:color w:val="1A1A1A"/>
-                <w:sz w:val="20"/>
+                <w:sz w:val="22"/>
                 <w:szCs w:val="20"/>
               </w:rPr>
               <w:t xml:space="preserve">A long tail to the right means the data is —</w:t>
@@ -3297,7 +3303,7 @@
                       <w:rFonts w:ascii="Avenir Next" w:hAnsi="Avenir Next" w:cs="Avenir Next" w:eastAsia="Avenir Next"/>
                       <w:b/>
                       <w:color w:val="003A70"/>
-                      <w:sz w:val="19"/>
+                      <w:sz w:val="22"/>
                       <w:szCs w:val="19"/>
                     </w:rPr>
                     <w:t xml:space="preserve">A</w:t>
@@ -3315,7 +3321,7 @@
                     <w:rPr>
                       <w:rFonts w:ascii="Avenir Next" w:hAnsi="Avenir Next" w:cs="Avenir Next" w:eastAsia="Avenir Next"/>
                       <w:color w:val="1A1A1A"/>
-                      <w:sz w:val="19"/>
+                      <w:sz w:val="22"/>
                       <w:szCs w:val="19"/>
                     </w:rPr>
                     <w:t xml:space="preserve">symmetric</w:t>
@@ -3340,7 +3346,7 @@
                       <w:rFonts w:ascii="Avenir Next" w:hAnsi="Avenir Next" w:cs="Avenir Next" w:eastAsia="Avenir Next"/>
                       <w:b/>
                       <w:color w:val="003A70"/>
-                      <w:sz w:val="19"/>
+                      <w:sz w:val="22"/>
                       <w:szCs w:val="19"/>
                     </w:rPr>
                     <w:t xml:space="preserve">B</w:t>
@@ -3358,7 +3364,7 @@
                     <w:rPr>
                       <w:rFonts w:ascii="Avenir Next" w:hAnsi="Avenir Next" w:cs="Avenir Next" w:eastAsia="Avenir Next"/>
                       <w:color w:val="1A1A1A"/>
-                      <w:sz w:val="19"/>
+                      <w:sz w:val="22"/>
                       <w:szCs w:val="19"/>
                     </w:rPr>
                     <w:t xml:space="preserve">skewed right</w:t>
@@ -3383,7 +3389,7 @@
                       <w:rFonts w:ascii="Avenir Next" w:hAnsi="Avenir Next" w:cs="Avenir Next" w:eastAsia="Avenir Next"/>
                       <w:b/>
                       <w:color w:val="003A70"/>
-                      <w:sz w:val="19"/>
+                      <w:sz w:val="22"/>
                       <w:szCs w:val="19"/>
                     </w:rPr>
                     <w:t xml:space="preserve">C</w:t>
@@ -3401,7 +3407,7 @@
                     <w:rPr>
                       <w:rFonts w:ascii="Avenir Next" w:hAnsi="Avenir Next" w:cs="Avenir Next" w:eastAsia="Avenir Next"/>
                       <w:color w:val="1A1A1A"/>
-                      <w:sz w:val="19"/>
+                      <w:sz w:val="22"/>
                       <w:szCs w:val="19"/>
                     </w:rPr>
                     <w:t xml:space="preserve">skewed left</w:t>
@@ -3426,7 +3432,7 @@
                       <w:rFonts w:ascii="Avenir Next" w:hAnsi="Avenir Next" w:cs="Avenir Next" w:eastAsia="Avenir Next"/>
                       <w:b/>
                       <w:color w:val="003A70"/>
-                      <w:sz w:val="19"/>
+                      <w:sz w:val="22"/>
                       <w:szCs w:val="19"/>
                     </w:rPr>
                     <w:t xml:space="preserve">D</w:t>
@@ -3444,7 +3450,7 @@
                     <w:rPr>
                       <w:rFonts w:ascii="Avenir Next" w:hAnsi="Avenir Next" w:cs="Avenir Next" w:eastAsia="Avenir Next"/>
                       <w:color w:val="1A1A1A"/>
-                      <w:sz w:val="19"/>
+                      <w:sz w:val="22"/>
                       <w:szCs w:val="19"/>
                     </w:rPr>
                     <w:t xml:space="preserve">clustered</w:t>
@@ -3455,7 +3461,7 @@
           </w:tbl>
           <w:p>
             <w:pPr>
-              <w:spacing w:before="0" w:after="0" w:line="24" w:lineRule="auto"/>
+              <w:spacing w:before="0" w:after="0" w:line="50" w:lineRule="exact"/>
             </w:pPr>
           </w:p>
         </w:tc>
@@ -3463,12 +3469,12 @@
     </w:tbl>
     <w:p>
       <w:pPr>
-        <w:spacing w:before="0" w:after="0" w:line="20" w:lineRule="exact"/>
+        <w:spacing w:before="0" w:after="0" w:line="50" w:lineRule="exact"/>
       </w:pPr>
     </w:p>
     <w:p>
       <w:pPr>
-        <w:spacing w:before="0" w:after="0" w:line="20" w:lineRule="exact"/>
+        <w:spacing w:before="0" w:after="0" w:line="50" w:lineRule="exact"/>
       </w:pPr>
     </w:p>
     <w:tbl>
@@ -3518,25 +3524,25 @@
                 <w:rFonts w:ascii="Avenir Next" w:hAnsi="Avenir Next" w:cs="Avenir Next" w:eastAsia="Avenir Next"/>
                 <w:b/>
                 <w:color w:val="1A1A1A"/>
+                <w:sz w:val="22"/>
+                <w:szCs w:val="20"/>
+              </w:rPr>
+              <w:t xml:space="preserve">11.</w:t>
+            </w:r>
+            <w:r>
+              <w:rPr>
+                <w:rFonts w:ascii="Avenir Next" w:hAnsi="Avenir Next" w:cs="Avenir Next" w:eastAsia="Avenir Next"/>
+                <w:color w:val="1A1A1A"/>
                 <w:sz w:val="20"/>
                 <w:szCs w:val="20"/>
               </w:rPr>
-              <w:t xml:space="preserve">11.</w:t>
-            </w:r>
-            <w:r>
-              <w:rPr>
-                <w:rFonts w:ascii="Avenir Next" w:hAnsi="Avenir Next" w:cs="Avenir Next" w:eastAsia="Avenir Next"/>
-                <w:color w:val="1A1A1A"/>
-                <w:sz w:val="20"/>
-                <w:szCs w:val="20"/>
-              </w:rPr>
               <w:tab/>
             </w:r>
             <w:r>
               <w:rPr>
                 <w:rFonts w:ascii="Avenir Next" w:hAnsi="Avenir Next" w:cs="Avenir Next" w:eastAsia="Avenir Next"/>
                 <w:color w:val="1A1A1A"/>
-                <w:sz w:val="20"/>
+                <w:sz w:val="22"/>
                 <w:szCs w:val="20"/>
               </w:rPr>
               <w:t xml:space="preserve">An outlier makes you switch from the mean to the —</w:t>
@@ -3592,7 +3598,7 @@
                       <w:rFonts w:ascii="Avenir Next" w:hAnsi="Avenir Next" w:cs="Avenir Next" w:eastAsia="Avenir Next"/>
                       <w:b/>
                       <w:color w:val="003A70"/>
-                      <w:sz w:val="19"/>
+                      <w:sz w:val="22"/>
                       <w:szCs w:val="19"/>
                     </w:rPr>
                     <w:t xml:space="preserve">A</w:t>
@@ -3610,7 +3616,7 @@
                     <w:rPr>
                       <w:rFonts w:ascii="Avenir Next" w:hAnsi="Avenir Next" w:cs="Avenir Next" w:eastAsia="Avenir Next"/>
                       <w:color w:val="1A1A1A"/>
-                      <w:sz w:val="19"/>
+                      <w:sz w:val="22"/>
                       <w:szCs w:val="19"/>
                     </w:rPr>
                     <w:t xml:space="preserve">MAD</w:t>
@@ -3635,7 +3641,7 @@
                       <w:rFonts w:ascii="Avenir Next" w:hAnsi="Avenir Next" w:cs="Avenir Next" w:eastAsia="Avenir Next"/>
                       <w:b/>
                       <w:color w:val="003A70"/>
-                      <w:sz w:val="19"/>
+                      <w:sz w:val="22"/>
                       <w:szCs w:val="19"/>
                     </w:rPr>
                     <w:t xml:space="preserve">B</w:t>
@@ -3653,7 +3659,7 @@
                     <w:rPr>
                       <w:rFonts w:ascii="Avenir Next" w:hAnsi="Avenir Next" w:cs="Avenir Next" w:eastAsia="Avenir Next"/>
                       <w:color w:val="1A1A1A"/>
-                      <w:sz w:val="19"/>
+                      <w:sz w:val="22"/>
                       <w:szCs w:val="19"/>
                     </w:rPr>
                     <w:t xml:space="preserve">range</w:t>
@@ -3678,7 +3684,7 @@
                       <w:rFonts w:ascii="Avenir Next" w:hAnsi="Avenir Next" w:cs="Avenir Next" w:eastAsia="Avenir Next"/>
                       <w:b/>
                       <w:color w:val="003A70"/>
-                      <w:sz w:val="19"/>
+                      <w:sz w:val="22"/>
                       <w:szCs w:val="19"/>
                     </w:rPr>
                     <w:t xml:space="preserve">C</w:t>
@@ -3696,7 +3702,7 @@
                     <w:rPr>
                       <w:rFonts w:ascii="Avenir Next" w:hAnsi="Avenir Next" w:cs="Avenir Next" w:eastAsia="Avenir Next"/>
                       <w:color w:val="1A1A1A"/>
-                      <w:sz w:val="19"/>
+                      <w:sz w:val="22"/>
                       <w:szCs w:val="19"/>
                     </w:rPr>
                     <w:t xml:space="preserve">total</w:t>
@@ -3721,7 +3727,7 @@
                       <w:rFonts w:ascii="Avenir Next" w:hAnsi="Avenir Next" w:cs="Avenir Next" w:eastAsia="Avenir Next"/>
                       <w:b/>
                       <w:color w:val="003A70"/>
-                      <w:sz w:val="19"/>
+                      <w:sz w:val="22"/>
                       <w:szCs w:val="19"/>
                     </w:rPr>
                     <w:t xml:space="preserve">D</w:t>
@@ -3739,7 +3745,7 @@
                     <w:rPr>
                       <w:rFonts w:ascii="Avenir Next" w:hAnsi="Avenir Next" w:cs="Avenir Next" w:eastAsia="Avenir Next"/>
                       <w:color w:val="1A1A1A"/>
-                      <w:sz w:val="19"/>
+                      <w:sz w:val="22"/>
                       <w:szCs w:val="19"/>
                     </w:rPr>
                     <w:t xml:space="preserve">median</w:t>
@@ -3750,7 +3756,7 @@
           </w:tbl>
           <w:p>
             <w:pPr>
-              <w:spacing w:before="0" w:after="0" w:line="24" w:lineRule="auto"/>
+              <w:spacing w:before="0" w:after="0" w:line="50" w:lineRule="exact"/>
             </w:pPr>
           </w:p>
         </w:tc>
@@ -3758,11 +3764,12 @@
     </w:tbl>
     <w:p>
       <w:pPr>
-        <w:spacing w:before="0" w:after="0" w:line="20" w:lineRule="exact"/>
+        <w:spacing w:before="0" w:after="0" w:line="50" w:lineRule="exact"/>
       </w:pPr>
     </w:p>
     <w:p>
       <w:pPr>
+        <w:pStyle w:val="Heading2"/>
         <w:keepNext/>
         <w:pBdr>
           <w:bottom w:val="single" w:sz="8" w:space="3" w:color="003A70"/>
@@ -3778,7 +3785,7 @@
           <w:b/>
           <w:color w:val="003A70"/>
           <w:spacing w:val="14"/>
-          <w:sz w:val="19"/>
+          <w:sz w:val="22"/>
           <w:szCs w:val="19"/>
         </w:rPr>
         <w:t xml:space="preserve">SELF-CHECK CODE</w:t>
@@ -3797,7 +3804,7 @@
           <w:rFonts w:ascii="Avenir Next" w:hAnsi="Avenir Next" w:cs="Avenir Next" w:eastAsia="Avenir Next"/>
           <w:i/>
           <w:color w:val="5A5F66"/>
-          <w:sz w:val="17"/>
+          <w:sz w:val="22"/>
           <w:szCs w:val="17"/>
         </w:rPr>
         <w:t xml:space="preserve">find your answer · copy its letter into that problem’s box · spell a math word</w:t>
@@ -3856,7 +3863,7 @@
                 <w:rFonts w:ascii="Avenir Next" w:hAnsi="Avenir Next" w:cs="Avenir Next" w:eastAsia="Avenir Next"/>
                 <w:b/>
                 <w:color w:val="1A1A1A"/>
-                <w:sz w:val="18"/>
+                <w:sz w:val="22"/>
                 <w:szCs w:val="18"/>
               </w:rPr>
               <w:t xml:space="preserve">20</w:t>
@@ -3872,7 +3879,7 @@
                 <w:rFonts w:ascii="Avenir Next" w:hAnsi="Avenir Next" w:cs="Avenir Next" w:eastAsia="Avenir Next"/>
                 <w:b/>
                 <w:color w:val="003A70"/>
-                <w:sz w:val="18"/>
+                <w:sz w:val="22"/>
                 <w:szCs w:val="18"/>
               </w:rPr>
               <w:t xml:space="preserve">D</w:t>
@@ -3895,7 +3902,7 @@
                 <w:rFonts w:ascii="Avenir Next" w:hAnsi="Avenir Next" w:cs="Avenir Next" w:eastAsia="Avenir Next"/>
                 <w:b/>
                 <w:color w:val="1A1A1A"/>
-                <w:sz w:val="18"/>
+                <w:sz w:val="22"/>
                 <w:szCs w:val="18"/>
               </w:rPr>
               <w:t xml:space="preserve">19</w:t>
@@ -3911,7 +3918,7 @@
                 <w:rFonts w:ascii="Avenir Next" w:hAnsi="Avenir Next" w:cs="Avenir Next" w:eastAsia="Avenir Next"/>
                 <w:b/>
                 <w:color w:val="003A70"/>
-                <w:sz w:val="18"/>
+                <w:sz w:val="22"/>
                 <w:szCs w:val="18"/>
               </w:rPr>
               <w:t xml:space="preserve">L</w:t>
@@ -3934,7 +3941,7 @@
                 <w:rFonts w:ascii="Avenir Next" w:hAnsi="Avenir Next" w:cs="Avenir Next" w:eastAsia="Avenir Next"/>
                 <w:b/>
                 <w:color w:val="1A1A1A"/>
-                <w:sz w:val="18"/>
+                <w:sz w:val="22"/>
                 <w:szCs w:val="18"/>
               </w:rPr>
               <w:t xml:space="preserve">45</w:t>
@@ -3950,7 +3957,7 @@
                 <w:rFonts w:ascii="Avenir Next" w:hAnsi="Avenir Next" w:cs="Avenir Next" w:eastAsia="Avenir Next"/>
                 <w:b/>
                 <w:color w:val="003A70"/>
-                <w:sz w:val="18"/>
+                <w:sz w:val="22"/>
                 <w:szCs w:val="18"/>
               </w:rPr>
               <w:t xml:space="preserve">B</w:t>
@@ -3973,7 +3980,7 @@
                 <w:rFonts w:ascii="Avenir Next" w:hAnsi="Avenir Next" w:cs="Avenir Next" w:eastAsia="Avenir Next"/>
                 <w:b/>
                 <w:color w:val="1A1A1A"/>
-                <w:sz w:val="18"/>
+                <w:sz w:val="22"/>
                 <w:szCs w:val="18"/>
               </w:rPr>
               <w:t xml:space="preserve">2.8</w:t>
@@ -3989,7 +3996,7 @@
                 <w:rFonts w:ascii="Avenir Next" w:hAnsi="Avenir Next" w:cs="Avenir Next" w:eastAsia="Avenir Next"/>
                 <w:b/>
                 <w:color w:val="003A70"/>
-                <w:sz w:val="18"/>
+                <w:sz w:val="22"/>
                 <w:szCs w:val="18"/>
               </w:rPr>
               <w:t xml:space="preserve">A</w:t>
@@ -4012,7 +4019,7 @@
                 <w:rFonts w:ascii="Avenir Next" w:hAnsi="Avenir Next" w:cs="Avenir Next" w:eastAsia="Avenir Next"/>
                 <w:b/>
                 <w:color w:val="1A1A1A"/>
-                <w:sz w:val="18"/>
+                <w:sz w:val="22"/>
                 <w:szCs w:val="18"/>
               </w:rPr>
               <w:t xml:space="preserve">8</w:t>
@@ -4028,7 +4035,7 @@
                 <w:rFonts w:ascii="Avenir Next" w:hAnsi="Avenir Next" w:cs="Avenir Next" w:eastAsia="Avenir Next"/>
                 <w:b/>
                 <w:color w:val="003A70"/>
-                <w:sz w:val="18"/>
+                <w:sz w:val="22"/>
                 <w:szCs w:val="18"/>
               </w:rPr>
               <w:t xml:space="preserve">A</w:t>
@@ -4051,7 +4058,7 @@
                 <w:rFonts w:ascii="Avenir Next" w:hAnsi="Avenir Next" w:cs="Avenir Next" w:eastAsia="Avenir Next"/>
                 <w:b/>
                 <w:color w:val="1A1A1A"/>
-                <w:sz w:val="18"/>
+                <w:sz w:val="22"/>
                 <w:szCs w:val="18"/>
               </w:rPr>
               <w:t xml:space="preserve">69</w:t>
@@ -4067,7 +4074,7 @@
                 <w:rFonts w:ascii="Avenir Next" w:hAnsi="Avenir Next" w:cs="Avenir Next" w:eastAsia="Avenir Next"/>
                 <w:b/>
                 <w:color w:val="003A70"/>
-                <w:sz w:val="18"/>
+                <w:sz w:val="22"/>
                 <w:szCs w:val="18"/>
               </w:rPr>
               <w:t xml:space="preserve">N</w:t>
@@ -4090,7 +4097,7 @@
                 <w:rFonts w:ascii="Avenir Next" w:hAnsi="Avenir Next" w:cs="Avenir Next" w:eastAsia="Avenir Next"/>
                 <w:b/>
                 <w:color w:val="1A1A1A"/>
-                <w:sz w:val="18"/>
+                <w:sz w:val="22"/>
                 <w:szCs w:val="18"/>
               </w:rPr>
               <w:t xml:space="preserve">14</w:t>
@@ -4106,7 +4113,7 @@
                 <w:rFonts w:ascii="Avenir Next" w:hAnsi="Avenir Next" w:cs="Avenir Next" w:eastAsia="Avenir Next"/>
                 <w:b/>
                 <w:color w:val="003A70"/>
-                <w:sz w:val="18"/>
+                <w:sz w:val="22"/>
                 <w:szCs w:val="18"/>
               </w:rPr>
               <w:t xml:space="preserve">Q</w:t>
@@ -4129,7 +4136,7 @@
                 <w:rFonts w:ascii="Avenir Next" w:hAnsi="Avenir Next" w:cs="Avenir Next" w:eastAsia="Avenir Next"/>
                 <w:b/>
                 <w:color w:val="1A1A1A"/>
-                <w:sz w:val="18"/>
+                <w:sz w:val="22"/>
                 <w:szCs w:val="18"/>
               </w:rPr>
               <w:t xml:space="preserve">65</w:t>
@@ -4145,7 +4152,7 @@
                 <w:rFonts w:ascii="Avenir Next" w:hAnsi="Avenir Next" w:cs="Avenir Next" w:eastAsia="Avenir Next"/>
                 <w:b/>
                 <w:color w:val="003A70"/>
-                <w:sz w:val="18"/>
+                <w:sz w:val="22"/>
                 <w:szCs w:val="18"/>
               </w:rPr>
               <w:t xml:space="preserve">C</w:t>
@@ -4168,7 +4175,7 @@
                 <w:rFonts w:ascii="Avenir Next" w:hAnsi="Avenir Next" w:cs="Avenir Next" w:eastAsia="Avenir Next"/>
                 <w:b/>
                 <w:color w:val="1A1A1A"/>
-                <w:sz w:val="18"/>
+                <w:sz w:val="22"/>
                 <w:szCs w:val="18"/>
               </w:rPr>
               <w:t xml:space="preserve">64</w:t>
@@ -4184,7 +4191,7 @@
                 <w:rFonts w:ascii="Avenir Next" w:hAnsi="Avenir Next" w:cs="Avenir Next" w:eastAsia="Avenir Next"/>
                 <w:b/>
                 <w:color w:val="003A70"/>
-                <w:sz w:val="18"/>
+                <w:sz w:val="22"/>
                 <w:szCs w:val="18"/>
               </w:rPr>
               <w:t xml:space="preserve">Z</w:t>
@@ -4207,7 +4214,7 @@
                 <w:rFonts w:ascii="Avenir Next" w:hAnsi="Avenir Next" w:cs="Avenir Next" w:eastAsia="Avenir Next"/>
                 <w:b/>
                 <w:color w:val="1A1A1A"/>
-                <w:sz w:val="18"/>
+                <w:sz w:val="22"/>
                 <w:szCs w:val="18"/>
               </w:rPr>
               <w:t xml:space="preserve">35</w:t>
@@ -4223,7 +4230,7 @@
                 <w:rFonts w:ascii="Avenir Next" w:hAnsi="Avenir Next" w:cs="Avenir Next" w:eastAsia="Avenir Next"/>
                 <w:b/>
                 <w:color w:val="003A70"/>
-                <w:sz w:val="18"/>
+                <w:sz w:val="22"/>
                 <w:szCs w:val="18"/>
               </w:rPr>
               <w:t xml:space="preserve">E</w:t>
@@ -4234,7 +4241,7 @@
     </w:tbl>
     <w:p>
       <w:pPr>
-        <w:spacing w:before="0" w:after="0" w:line="60" w:lineRule="auto"/>
+        <w:spacing w:before="0" w:after="0" w:line="50" w:lineRule="exact"/>
       </w:pPr>
     </w:p>
     <w:tbl>
@@ -4445,7 +4452,7 @@
     </w:tbl>
     <w:p>
       <w:pPr>
-        <w:spacing w:before="0" w:after="0" w:line="40" w:lineRule="auto"/>
+        <w:spacing w:before="0" w:after="0" w:line="50" w:lineRule="exact"/>
       </w:pPr>
     </w:p>
     <w:tbl>
@@ -4487,6 +4494,7 @@
           </w:tcPr>
           <w:p>
             <w:pPr>
+              <w:pStyle w:val="Heading2"/>
               <w:spacing w:before="0" w:after="0" w:line="240" w:lineRule="auto"/>
             </w:pPr>
             <w:r>
@@ -4524,7 +4532,7 @@
               <w:rPr>
                 <w:rFonts w:ascii="Avenir Next" w:hAnsi="Avenir Next" w:cs="Avenir Next" w:eastAsia="Avenir Next"/>
                 <w:color w:val="1A1A1A"/>
-                <w:sz w:val="17"/>
+                <w:sz w:val="22"/>
                 <w:szCs w:val="17"/>
               </w:rPr>
               <w:t xml:space="preserve">  I can do this on my own</w:t>
@@ -4553,7 +4561,7 @@
               <w:rPr>
                 <w:rFonts w:ascii="Avenir Next" w:hAnsi="Avenir Next" w:cs="Avenir Next" w:eastAsia="Avenir Next"/>
                 <w:color w:val="1A1A1A"/>
-                <w:sz w:val="17"/>
+                <w:sz w:val="22"/>
                 <w:szCs w:val="17"/>
               </w:rPr>
               <w:t xml:space="preserve">  I need a little help</w:t>
@@ -4582,7 +4590,7 @@
               <w:rPr>
                 <w:rFonts w:ascii="Avenir Next" w:hAnsi="Avenir Next" w:cs="Avenir Next" w:eastAsia="Avenir Next"/>
                 <w:color w:val="1A1A1A"/>
-                <w:sz w:val="17"/>
+                <w:sz w:val="22"/>
                 <w:szCs w:val="17"/>
               </w:rPr>
               <w:t xml:space="preserve">  I have a question about #</w:t>
@@ -4603,7 +4611,7 @@
     </w:tbl>
     <w:p>
       <w:pPr>
-        <w:spacing w:before="0" w:after="0" w:line="20" w:lineRule="exact"/>
+        <w:spacing w:before="0" w:after="0" w:line="50" w:lineRule="exact"/>
       </w:pPr>
     </w:p>
     <w:sectPr>
@@ -4689,7 +4697,106 @@
               <w:sz w:val="15"/>
               <w:szCs w:val="15"/>
             </w:rPr>
-            <w:t xml:space="preserve">Lesson 2-10  ·  Session 2  ·  Practice Form B</w:t>
+            <w:t xml:space="preserve">2-10 · Page </w:t>
+          </w:r>
+          <w:r>
+            <w:rPr>
+              <w:rFonts w:ascii="Avenir Next" w:hAnsi="Avenir Next" w:cs="Avenir Next" w:eastAsia="Avenir Next"/>
+              <w:color w:val="5A5F66"/>
+              <w:sz w:val="15"/>
+              <w:szCs w:val="15"/>
+            </w:rPr>
+            <w:fldChar w:fldCharType="begin"/>
+          </w:r>
+          <w:r>
+            <w:rPr>
+              <w:rFonts w:ascii="Avenir Next" w:hAnsi="Avenir Next" w:cs="Avenir Next" w:eastAsia="Avenir Next"/>
+              <w:color w:val="5A5F66"/>
+              <w:sz w:val="15"/>
+              <w:szCs w:val="15"/>
+            </w:rPr>
+            <w:instrText xml:space="preserve"> PAGE </w:instrText>
+          </w:r>
+          <w:r>
+            <w:rPr>
+              <w:rFonts w:ascii="Avenir Next" w:hAnsi="Avenir Next" w:cs="Avenir Next" w:eastAsia="Avenir Next"/>
+              <w:color w:val="5A5F66"/>
+              <w:sz w:val="15"/>
+              <w:szCs w:val="15"/>
+            </w:rPr>
+            <w:fldChar w:fldCharType="separate"/>
+          </w:r>
+          <w:r>
+            <w:rPr>
+              <w:rFonts w:ascii="Avenir Next" w:hAnsi="Avenir Next" w:cs="Avenir Next" w:eastAsia="Avenir Next"/>
+              <w:color w:val="5A5F66"/>
+              <w:sz w:val="15"/>
+              <w:szCs w:val="15"/>
+            </w:rPr>
+            <w:t xml:space="preserve">1</w:t>
+          </w:r>
+          <w:r>
+            <w:rPr>
+              <w:rFonts w:ascii="Avenir Next" w:hAnsi="Avenir Next" w:cs="Avenir Next" w:eastAsia="Avenir Next"/>
+              <w:color w:val="5A5F66"/>
+              <w:sz w:val="15"/>
+              <w:szCs w:val="15"/>
+            </w:rPr>
+            <w:fldChar w:fldCharType="end"/>
+          </w:r>
+          <w:r>
+            <w:rPr>
+              <w:rFonts w:ascii="Avenir Next" w:hAnsi="Avenir Next" w:cs="Avenir Next" w:eastAsia="Avenir Next"/>
+              <w:color w:val="5A5F66"/>
+              <w:sz w:val="15"/>
+              <w:szCs w:val="15"/>
+            </w:rPr>
+            <w:t xml:space="preserve"> of </w:t>
+          </w:r>
+          <w:r>
+            <w:rPr>
+              <w:rFonts w:ascii="Avenir Next" w:hAnsi="Avenir Next" w:cs="Avenir Next" w:eastAsia="Avenir Next"/>
+              <w:color w:val="5A5F66"/>
+              <w:sz w:val="15"/>
+              <w:szCs w:val="15"/>
+            </w:rPr>
+            <w:fldChar w:fldCharType="begin"/>
+          </w:r>
+          <w:r>
+            <w:rPr>
+              <w:rFonts w:ascii="Avenir Next" w:hAnsi="Avenir Next" w:cs="Avenir Next" w:eastAsia="Avenir Next"/>
+              <w:color w:val="5A5F66"/>
+              <w:sz w:val="15"/>
+              <w:szCs w:val="15"/>
+            </w:rPr>
+            <w:instrText xml:space="preserve"> NUMPAGES </w:instrText>
+          </w:r>
+          <w:r>
+            <w:rPr>
+              <w:rFonts w:ascii="Avenir Next" w:hAnsi="Avenir Next" w:cs="Avenir Next" w:eastAsia="Avenir Next"/>
+              <w:color w:val="5A5F66"/>
+              <w:sz w:val="15"/>
+              <w:szCs w:val="15"/>
+            </w:rPr>
+            <w:fldChar w:fldCharType="separate"/>
+          </w:r>
+          <w:r>
+            <w:rPr>
+              <w:rFonts w:ascii="Avenir Next" w:hAnsi="Avenir Next" w:cs="Avenir Next" w:eastAsia="Avenir Next"/>
+              <w:color w:val="5A5F66"/>
+              <w:sz w:val="15"/>
+              <w:szCs w:val="15"/>
+            </w:rPr>
+            <w:t xml:space="preserve">1</w:t>
+          </w:r>
+          <w:r>
+            <w:rPr>
+              <w:rFonts w:ascii="Avenir Next" w:hAnsi="Avenir Next" w:cs="Avenir Next" w:eastAsia="Avenir Next"/>
+              <w:color w:val="5A5F66"/>
+              <w:sz w:val="15"/>
+              <w:szCs w:val="15"/>
+            </w:rPr>
+            <w:fldChar w:fldCharType="end"/>
           </w:r>
         </w:p>
       </w:tc>
@@ -4732,5 +4839,23 @@
       </w:tblCellMar>
     </w:tblPr>
   </w:style>
+  <w:style w:type="paragraph" w:styleId="Heading1">
+    <w:name w:val="heading 1"/>
+    <w:basedOn w:val="Normal"/>
+    <w:pPr>
+      <w:outlineLvl w:val="0"/>
+      <w:keepNext w:val="0"/>
+      <w:keepLines w:val="0"/>
+    </w:pPr>
+  </w:style>
+  <w:style w:type="paragraph" w:styleId="Heading2">
+    <w:name w:val="heading 2"/>
+    <w:basedOn w:val="Normal"/>
+    <w:pPr>
+      <w:outlineLvl w:val="1"/>
+      <w:keepNext w:val="0"/>
+      <w:keepLines w:val="0"/>
+    </w:pPr>
+  </w:style>
 </w:styles>
 </file>